--- a/项目学习笔记模版.docx
+++ b/项目学习笔记模版.docx
@@ -41,7 +41,7 @@
     </w:p>
     <w:p>
       <w:pPr>
-        <w:pStyle w:val="9"/>
+        <w:pStyle w:val="11"/>
         <w:spacing w:before="60" w:beforeAutospacing="0" w:after="60" w:afterAutospacing="0"/>
         <w:ind w:left="336" w:hanging="336"/>
         <w:rPr>
@@ -66,7 +66,7 @@
       </w:r>
       <w:r>
         <w:rPr>
-          <w:rStyle w:val="7"/>
+          <w:rStyle w:val="8"/>
           <w:rFonts w:hint="eastAsia" w:ascii="微软雅黑" w:hAnsi="微软雅黑" w:eastAsia="微软雅黑"/>
           <w:color w:val="1E6FFF"/>
           <w:sz w:val="22"/>
@@ -726,8 +726,6 @@
               </w:rPr>
               <w:t>第五在于 meta-testcase 的设计。它不是测试 Skill 本身，而是反过来检查自己设计的测试集是否全面、是否可执行、是否能稳定判分。这要求我不仅要会写测试用例，还要能从评估体系的角度检查覆盖率、判分清晰度和红线完整性。</w:t>
             </w:r>
-            <w:bookmarkStart w:id="0" w:name="_GoBack"/>
-            <w:bookmarkEnd w:id="0"/>
           </w:p>
         </w:tc>
       </w:tr>
@@ -944,7 +942,7 @@
             </w:r>
             <w:r>
               <w:rPr>
-                <w:rStyle w:val="6"/>
+                <w:rStyle w:val="7"/>
                 <w:rFonts w:hint="eastAsia"/>
                 <w:sz w:val="21"/>
                 <w:szCs w:val="21"/>
@@ -1012,7 +1010,7 @@
             </w:r>
             <w:r>
               <w:rPr>
-                <w:rStyle w:val="7"/>
+                <w:rStyle w:val="8"/>
                 <w:rFonts w:hint="eastAsia"/>
               </w:rPr>
               <w:t>https://developers.openai.com/codex/skills?utm_source=chatgpt.com</w:t>
@@ -1585,12 +1583,100 @@
           </w:tcPr>
           <w:p>
             <w:pPr>
-              <w:spacing w:line="440" w:lineRule="exact"/>
-              <w:rPr>
-                <w:sz w:val="21"/>
-                <w:szCs w:val="21"/>
-              </w:rPr>
-            </w:pPr>
+              <w:keepNext w:val="0"/>
+              <w:keepLines w:val="0"/>
+              <w:widowControl/>
+              <w:suppressLineNumbers w:val="0"/>
+              <w:rPr>
+                <w:sz w:val="21"/>
+                <w:szCs w:val="21"/>
+              </w:rPr>
+            </w:pPr>
+            <w:r>
+              <w:rPr>
+                <w:sz w:val="21"/>
+                <w:szCs w:val="21"/>
+              </w:rPr>
+              <w:t xml:space="preserve">意图解析规范.md ，只有“输入含本地文件路径，且文件存在”才判成 </w:t>
+            </w:r>
+            <w:r>
+              <w:rPr>
+                <w:rStyle w:val="9"/>
+                <w:sz w:val="21"/>
+                <w:szCs w:val="21"/>
+              </w:rPr>
+              <w:t>local_file</w:t>
+            </w:r>
+            <w:r>
+              <w:rPr>
+                <w:sz w:val="21"/>
+                <w:szCs w:val="21"/>
+              </w:rPr>
+              <w:t>。</w:t>
+            </w:r>
+          </w:p>
+          <w:p>
+            <w:pPr>
+              <w:keepNext w:val="0"/>
+              <w:keepLines w:val="0"/>
+              <w:widowControl/>
+              <w:suppressLineNumbers w:val="0"/>
+              <w:rPr>
+                <w:sz w:val="21"/>
+                <w:szCs w:val="21"/>
+              </w:rPr>
+            </w:pPr>
+            <w:r>
+              <w:rPr>
+                <w:sz w:val="21"/>
+                <w:szCs w:val="21"/>
+              </w:rPr>
+              <w:t xml:space="preserve">数据源接入规范.md只明确定义了 </w:t>
+            </w:r>
+            <w:r>
+              <w:rPr>
+                <w:rStyle w:val="9"/>
+                <w:sz w:val="21"/>
+                <w:szCs w:val="21"/>
+              </w:rPr>
+              <w:t>E2001 = 本地文件不存在</w:t>
+            </w:r>
+            <w:r>
+              <w:rPr>
+                <w:sz w:val="21"/>
+                <w:szCs w:val="21"/>
+              </w:rPr>
+              <w:t>。</w:t>
+            </w:r>
+          </w:p>
+          <w:p>
+            <w:pPr>
+              <w:keepNext w:val="0"/>
+              <w:keepLines w:val="0"/>
+              <w:widowControl/>
+              <w:suppressLineNumbers w:val="0"/>
+              <w:rPr>
+                <w:rFonts w:hint="eastAsia" w:eastAsia="宋体"/>
+                <w:lang w:eastAsia="zh-CN"/>
+              </w:rPr>
+            </w:pPr>
+            <w:r>
+              <w:rPr>
+                <w:rFonts w:ascii="宋体" w:hAnsi="宋体" w:eastAsia="宋体" w:cs="宋体"/>
+                <w:sz w:val="21"/>
+                <w:szCs w:val="21"/>
+              </w:rPr>
+              <w:t>那既然只有文件存在才会有local_file且通过门控1，怎么还会出现本地文件不存在</w:t>
+            </w:r>
+            <w:r>
+              <w:rPr>
+                <w:rFonts w:hint="eastAsia" w:ascii="宋体" w:hAnsi="宋体" w:cs="宋体"/>
+                <w:sz w:val="21"/>
+                <w:szCs w:val="21"/>
+                <w:lang w:eastAsia="zh-CN"/>
+              </w:rPr>
+              <w:t>？</w:t>
+            </w:r>
           </w:p>
         </w:tc>
       </w:tr>
@@ -1663,7 +1749,18 @@
           <w:p>
             <w:pPr>
               <w:spacing w:line="440" w:lineRule="exact"/>
-            </w:pPr>
+              <w:rPr>
+                <w:rFonts w:hint="default" w:eastAsia="宋体"/>
+                <w:lang w:val="en-US" w:eastAsia="zh-CN"/>
+              </w:rPr>
+            </w:pPr>
+            <w:r>
+              <w:rPr>
+                <w:rFonts w:hint="eastAsia"/>
+                <w:lang w:val="en-US" w:eastAsia="zh-CN"/>
+              </w:rPr>
+              <w:t>可能是规范出现矛盾？</w:t>
+            </w:r>
           </w:p>
         </w:tc>
       </w:tr>
@@ -1811,118 +1908,485 @@
           </w:tcPr>
           <w:p>
             <w:pPr>
-              <w:spacing w:line="440" w:lineRule="exact"/>
-            </w:pPr>
-            <w:r>
-              <w:rPr>
-                <w:rFonts w:hint="eastAsia"/>
-                <w:color w:val="0070C0"/>
-                <w:sz w:val="21"/>
-                <w:szCs w:val="21"/>
-              </w:rPr>
-              <w:t>（请写明你所用的</w:t>
-            </w:r>
-            <w:r>
-              <w:rPr>
-                <w:color w:val="0070C0"/>
-                <w:sz w:val="21"/>
-                <w:szCs w:val="21"/>
-              </w:rPr>
-              <w:t>AI</w:t>
-            </w:r>
-            <w:r>
-              <w:rPr>
-                <w:rFonts w:hint="eastAsia"/>
-                <w:color w:val="0070C0"/>
-                <w:sz w:val="21"/>
-                <w:szCs w:val="21"/>
-              </w:rPr>
-              <w:t>工具，例如</w:t>
-            </w:r>
-            <w:r>
-              <w:rPr>
-                <w:color w:val="0070C0"/>
-                <w:sz w:val="21"/>
-                <w:szCs w:val="21"/>
-              </w:rPr>
-              <w:t>ChatGPT</w:t>
-            </w:r>
-            <w:r>
-              <w:rPr>
-                <w:rFonts w:hint="eastAsia"/>
-                <w:color w:val="0070C0"/>
-                <w:sz w:val="21"/>
-                <w:szCs w:val="21"/>
-              </w:rPr>
-              <w:t>/</w:t>
-            </w:r>
-            <w:r>
-              <w:rPr>
-                <w:color w:val="0070C0"/>
-                <w:sz w:val="21"/>
-                <w:szCs w:val="21"/>
-              </w:rPr>
-              <w:t>Deepseek/</w:t>
-            </w:r>
-            <w:r>
-              <w:rPr>
-                <w:rFonts w:hint="eastAsia"/>
-                <w:color w:val="0070C0"/>
-                <w:sz w:val="21"/>
-                <w:szCs w:val="21"/>
-              </w:rPr>
-              <w:t>豆包/元宝</w:t>
-            </w:r>
-            <w:r>
-              <w:rPr>
-                <w:color w:val="0070C0"/>
-                <w:sz w:val="21"/>
-                <w:szCs w:val="21"/>
-              </w:rPr>
-              <w:t>/</w:t>
-            </w:r>
-            <w:r>
-              <w:rPr>
-                <w:rFonts w:hint="eastAsia"/>
-                <w:color w:val="0070C0"/>
-                <w:sz w:val="21"/>
-                <w:szCs w:val="21"/>
-              </w:rPr>
-              <w:t>kimi</w:t>
-            </w:r>
-            <w:r>
-              <w:rPr>
-                <w:color w:val="0070C0"/>
-                <w:sz w:val="21"/>
-                <w:szCs w:val="21"/>
-              </w:rPr>
-              <w:t>/Claude</w:t>
-            </w:r>
-            <w:r>
-              <w:rPr>
-                <w:rFonts w:hint="eastAsia"/>
-                <w:color w:val="0070C0"/>
-                <w:sz w:val="21"/>
-                <w:szCs w:val="21"/>
-              </w:rPr>
-              <w:t>等，复制粘贴你向</w:t>
-            </w:r>
-            <w:r>
-              <w:rPr>
-                <w:color w:val="0070C0"/>
-                <w:sz w:val="21"/>
-                <w:szCs w:val="21"/>
-              </w:rPr>
-              <w:t>AI</w:t>
-            </w:r>
-            <w:r>
-              <w:rPr>
-                <w:rFonts w:hint="eastAsia"/>
-                <w:color w:val="0070C0"/>
-                <w:sz w:val="21"/>
-                <w:szCs w:val="21"/>
-              </w:rPr>
-              <w:t>提出的问题以及它的回答，粘贴文字）</w:t>
+              <w:pStyle w:val="2"/>
+              <w:keepNext w:val="0"/>
+              <w:keepLines w:val="0"/>
+              <w:pageBreakBefore w:val="0"/>
+              <w:widowControl/>
+              <w:suppressLineNumbers w:val="0"/>
+              <w:kinsoku/>
+              <w:wordWrap/>
+              <w:overflowPunct/>
+              <w:topLinePunct w:val="0"/>
+              <w:autoSpaceDE/>
+              <w:autoSpaceDN/>
+              <w:bidi w:val="0"/>
+              <w:adjustRightInd/>
+              <w:snapToGrid/>
+              <w:spacing w:beforeAutospacing="0" w:afterAutospacing="0"/>
+              <w:textAlignment w:val="auto"/>
+              <w:rPr>
+                <w:rFonts w:hint="eastAsia"/>
+                <w:sz w:val="21"/>
+                <w:szCs w:val="21"/>
+                <w:lang w:val="en-US" w:eastAsia="zh-CN"/>
+              </w:rPr>
+            </w:pPr>
+            <w:r>
+              <w:rPr>
+                <w:rFonts w:hint="eastAsia"/>
+                <w:sz w:val="21"/>
+                <w:szCs w:val="21"/>
+                <w:lang w:val="en-US" w:eastAsia="zh-CN"/>
+              </w:rPr>
+              <w:t>（gpt）问题如上。</w:t>
+            </w:r>
+          </w:p>
+          <w:p>
+            <w:pPr>
+              <w:pStyle w:val="2"/>
+              <w:keepNext w:val="0"/>
+              <w:keepLines w:val="0"/>
+              <w:pageBreakBefore w:val="0"/>
+              <w:widowControl/>
+              <w:suppressLineNumbers w:val="0"/>
+              <w:kinsoku/>
+              <w:wordWrap/>
+              <w:overflowPunct/>
+              <w:topLinePunct w:val="0"/>
+              <w:autoSpaceDE/>
+              <w:autoSpaceDN/>
+              <w:bidi w:val="0"/>
+              <w:adjustRightInd/>
+              <w:snapToGrid/>
+              <w:spacing w:beforeAutospacing="0" w:afterAutospacing="0"/>
+              <w:textAlignment w:val="auto"/>
+              <w:rPr>
+                <w:sz w:val="21"/>
+                <w:szCs w:val="21"/>
+              </w:rPr>
+            </w:pPr>
+            <w:r>
+              <w:rPr>
+                <w:sz w:val="21"/>
+                <w:szCs w:val="21"/>
+              </w:rPr>
+              <w:t>答案是：</w:t>
+            </w:r>
+            <w:r>
+              <w:rPr>
+                <w:rStyle w:val="6"/>
+                <w:sz w:val="21"/>
+                <w:szCs w:val="21"/>
+              </w:rPr>
+              <w:t>这里实际上有两种理解口径</w:t>
+            </w:r>
+            <w:r>
+              <w:rPr>
+                <w:sz w:val="21"/>
+                <w:szCs w:val="21"/>
+              </w:rPr>
+              <w:t>。</w:t>
+            </w:r>
+          </w:p>
+          <w:p>
+            <w:pPr>
+              <w:pStyle w:val="2"/>
+              <w:keepNext w:val="0"/>
+              <w:keepLines w:val="0"/>
+              <w:pageBreakBefore w:val="0"/>
+              <w:widowControl/>
+              <w:suppressLineNumbers w:val="0"/>
+              <w:kinsoku/>
+              <w:wordWrap/>
+              <w:overflowPunct/>
+              <w:topLinePunct w:val="0"/>
+              <w:autoSpaceDE/>
+              <w:autoSpaceDN/>
+              <w:bidi w:val="0"/>
+              <w:adjustRightInd/>
+              <w:snapToGrid/>
+              <w:spacing w:beforeAutospacing="0" w:afterAutospacing="0"/>
+              <w:textAlignment w:val="auto"/>
+              <w:rPr>
+                <w:sz w:val="21"/>
+                <w:szCs w:val="21"/>
+              </w:rPr>
+            </w:pPr>
+            <w:r>
+              <w:rPr>
+                <w:rStyle w:val="6"/>
+                <w:sz w:val="21"/>
+                <w:szCs w:val="21"/>
+              </w:rPr>
+              <w:t>口径 A：严格按意图解析规范</w:t>
+            </w:r>
+          </w:p>
+          <w:p>
+            <w:pPr>
+              <w:keepNext w:val="0"/>
+              <w:keepLines w:val="0"/>
+              <w:pageBreakBefore w:val="0"/>
+              <w:widowControl/>
+              <w:numPr>
+                <w:numId w:val="0"/>
+              </w:numPr>
+              <w:suppressLineNumbers w:val="0"/>
+              <w:kinsoku/>
+              <w:wordWrap/>
+              <w:overflowPunct/>
+              <w:topLinePunct w:val="0"/>
+              <w:autoSpaceDE/>
+              <w:autoSpaceDN/>
+              <w:bidi w:val="0"/>
+              <w:adjustRightInd/>
+              <w:snapToGrid/>
+              <w:spacing w:before="0" w:beforeAutospacing="0" w:after="0" w:afterAutospacing="0"/>
+              <w:textAlignment w:val="auto"/>
+              <w:rPr>
+                <w:sz w:val="21"/>
+                <w:szCs w:val="21"/>
+              </w:rPr>
+            </w:pPr>
+            <w:r>
+              <w:rPr>
+                <w:sz w:val="21"/>
+                <w:szCs w:val="21"/>
+              </w:rPr>
+              <w:t xml:space="preserve">文件不存在时，阶段1就不该判成 </w:t>
+            </w:r>
+            <w:r>
+              <w:rPr>
+                <w:rStyle w:val="9"/>
+                <w:sz w:val="21"/>
+                <w:szCs w:val="21"/>
+              </w:rPr>
+              <w:t>local_file</w:t>
+            </w:r>
+          </w:p>
+          <w:p>
+            <w:pPr>
+              <w:keepNext w:val="0"/>
+              <w:keepLines w:val="0"/>
+              <w:pageBreakBefore w:val="0"/>
+              <w:widowControl/>
+              <w:numPr>
+                <w:numId w:val="0"/>
+              </w:numPr>
+              <w:suppressLineNumbers w:val="0"/>
+              <w:kinsoku/>
+              <w:wordWrap/>
+              <w:overflowPunct/>
+              <w:topLinePunct w:val="0"/>
+              <w:autoSpaceDE/>
+              <w:autoSpaceDN/>
+              <w:bidi w:val="0"/>
+              <w:adjustRightInd/>
+              <w:snapToGrid/>
+              <w:spacing w:before="0" w:beforeAutospacing="0" w:after="0" w:afterAutospacing="0"/>
+              <w:textAlignment w:val="auto"/>
+              <w:rPr>
+                <w:sz w:val="21"/>
+                <w:szCs w:val="21"/>
+              </w:rPr>
+            </w:pPr>
+            <w:r>
+              <w:rPr>
+                <w:sz w:val="21"/>
+                <w:szCs w:val="21"/>
+              </w:rPr>
+              <w:t xml:space="preserve">那它会更接近 </w:t>
+            </w:r>
+            <w:r>
+              <w:rPr>
+                <w:rStyle w:val="9"/>
+                <w:sz w:val="21"/>
+                <w:szCs w:val="21"/>
+              </w:rPr>
+              <w:t>missing_data</w:t>
+            </w:r>
+          </w:p>
+          <w:p>
+            <w:pPr>
+              <w:keepNext w:val="0"/>
+              <w:keepLines w:val="0"/>
+              <w:pageBreakBefore w:val="0"/>
+              <w:widowControl/>
+              <w:numPr>
+                <w:numId w:val="0"/>
+              </w:numPr>
+              <w:suppressLineNumbers w:val="0"/>
+              <w:kinsoku/>
+              <w:wordWrap/>
+              <w:overflowPunct/>
+              <w:topLinePunct w:val="0"/>
+              <w:autoSpaceDE/>
+              <w:autoSpaceDN/>
+              <w:bidi w:val="0"/>
+              <w:adjustRightInd/>
+              <w:snapToGrid/>
+              <w:spacing w:before="0" w:beforeAutospacing="0" w:after="0" w:afterAutospacing="0"/>
+              <w:textAlignment w:val="auto"/>
+              <w:rPr>
+                <w:sz w:val="21"/>
+                <w:szCs w:val="21"/>
+              </w:rPr>
+            </w:pPr>
+            <w:r>
+              <w:rPr>
+                <w:sz w:val="21"/>
+                <w:szCs w:val="21"/>
+              </w:rPr>
+              <w:t>这样的话，</w:t>
+            </w:r>
+            <w:r>
+              <w:rPr>
+                <w:rStyle w:val="9"/>
+                <w:sz w:val="21"/>
+                <w:szCs w:val="21"/>
+              </w:rPr>
+              <w:t>DB-06</w:t>
+            </w:r>
+            <w:r>
+              <w:rPr>
+                <w:sz w:val="21"/>
+                <w:szCs w:val="21"/>
+              </w:rPr>
+              <w:t xml:space="preserve"> 会和 </w:t>
+            </w:r>
+            <w:r>
+              <w:rPr>
+                <w:rStyle w:val="9"/>
+                <w:sz w:val="21"/>
+                <w:szCs w:val="21"/>
+              </w:rPr>
+              <w:t>DB-05</w:t>
+            </w:r>
+            <w:r>
+              <w:rPr>
+                <w:sz w:val="21"/>
+                <w:szCs w:val="21"/>
+              </w:rPr>
+              <w:t xml:space="preserve"> 很像，区别变小</w:t>
+            </w:r>
+          </w:p>
+          <w:p>
+            <w:pPr>
+              <w:pStyle w:val="2"/>
+              <w:keepNext w:val="0"/>
+              <w:keepLines w:val="0"/>
+              <w:pageBreakBefore w:val="0"/>
+              <w:widowControl/>
+              <w:suppressLineNumbers w:val="0"/>
+              <w:kinsoku/>
+              <w:wordWrap/>
+              <w:overflowPunct/>
+              <w:topLinePunct w:val="0"/>
+              <w:autoSpaceDE/>
+              <w:autoSpaceDN/>
+              <w:bidi w:val="0"/>
+              <w:adjustRightInd/>
+              <w:snapToGrid/>
+              <w:spacing w:beforeAutospacing="0" w:afterAutospacing="0"/>
+              <w:textAlignment w:val="auto"/>
+              <w:rPr>
+                <w:sz w:val="21"/>
+                <w:szCs w:val="21"/>
+              </w:rPr>
+            </w:pPr>
+            <w:r>
+              <w:rPr>
+                <w:rStyle w:val="6"/>
+                <w:sz w:val="21"/>
+                <w:szCs w:val="21"/>
+              </w:rPr>
+              <w:t>口径 B：按完整执行链路理解</w:t>
+            </w:r>
+          </w:p>
+          <w:p>
+            <w:pPr>
+              <w:keepNext w:val="0"/>
+              <w:keepLines w:val="0"/>
+              <w:pageBreakBefore w:val="0"/>
+              <w:widowControl/>
+              <w:numPr>
+                <w:numId w:val="0"/>
+              </w:numPr>
+              <w:suppressLineNumbers w:val="0"/>
+              <w:kinsoku/>
+              <w:wordWrap/>
+              <w:overflowPunct/>
+              <w:topLinePunct w:val="0"/>
+              <w:autoSpaceDE/>
+              <w:autoSpaceDN/>
+              <w:bidi w:val="0"/>
+              <w:adjustRightInd/>
+              <w:snapToGrid/>
+              <w:spacing w:before="0" w:beforeAutospacing="0" w:after="0" w:afterAutospacing="0"/>
+              <w:textAlignment w:val="auto"/>
+              <w:rPr>
+                <w:sz w:val="21"/>
+                <w:szCs w:val="21"/>
+              </w:rPr>
+            </w:pPr>
+            <w:r>
+              <w:rPr>
+                <w:sz w:val="21"/>
+                <w:szCs w:val="21"/>
+              </w:rPr>
+              <w:t>阶段1先识别“用户想提供的是本地文件路径输入”</w:t>
+            </w:r>
+          </w:p>
+          <w:p>
+            <w:pPr>
+              <w:keepNext w:val="0"/>
+              <w:keepLines w:val="0"/>
+              <w:pageBreakBefore w:val="0"/>
+              <w:widowControl/>
+              <w:numPr>
+                <w:numId w:val="0"/>
+              </w:numPr>
+              <w:suppressLineNumbers w:val="0"/>
+              <w:kinsoku/>
+              <w:wordWrap/>
+              <w:overflowPunct/>
+              <w:topLinePunct w:val="0"/>
+              <w:autoSpaceDE/>
+              <w:autoSpaceDN/>
+              <w:bidi w:val="0"/>
+              <w:adjustRightInd/>
+              <w:snapToGrid/>
+              <w:spacing w:before="0" w:beforeAutospacing="0" w:after="0" w:afterAutospacing="0"/>
+              <w:textAlignment w:val="auto"/>
+              <w:rPr>
+                <w:sz w:val="21"/>
+                <w:szCs w:val="21"/>
+              </w:rPr>
+            </w:pPr>
+            <w:r>
+              <w:rPr>
+                <w:sz w:val="21"/>
+                <w:szCs w:val="21"/>
+              </w:rPr>
+              <w:t>阶段2再做真正的文件系统校验</w:t>
+            </w:r>
+          </w:p>
+          <w:p>
+            <w:pPr>
+              <w:keepNext w:val="0"/>
+              <w:keepLines w:val="0"/>
+              <w:pageBreakBefore w:val="0"/>
+              <w:widowControl/>
+              <w:numPr>
+                <w:numId w:val="0"/>
+              </w:numPr>
+              <w:suppressLineNumbers w:val="0"/>
+              <w:kinsoku/>
+              <w:wordWrap/>
+              <w:overflowPunct/>
+              <w:topLinePunct w:val="0"/>
+              <w:autoSpaceDE/>
+              <w:autoSpaceDN/>
+              <w:bidi w:val="0"/>
+              <w:adjustRightInd/>
+              <w:snapToGrid/>
+              <w:spacing w:before="0" w:beforeAutospacing="0" w:after="0" w:afterAutospacing="0"/>
+              <w:textAlignment w:val="auto"/>
+              <w:rPr>
+                <w:sz w:val="21"/>
+                <w:szCs w:val="21"/>
+              </w:rPr>
+            </w:pPr>
+            <w:r>
+              <w:rPr>
+                <w:sz w:val="21"/>
+                <w:szCs w:val="21"/>
+              </w:rPr>
+              <w:t xml:space="preserve">如果路径写了，但落地访问时文件不存在，就触发 </w:t>
+            </w:r>
+            <w:r>
+              <w:rPr>
+                <w:rStyle w:val="9"/>
+                <w:sz w:val="21"/>
+                <w:szCs w:val="21"/>
+              </w:rPr>
+              <w:t>E2001</w:t>
+            </w:r>
+          </w:p>
+          <w:p>
+            <w:pPr>
+              <w:pStyle w:val="2"/>
+              <w:keepNext w:val="0"/>
+              <w:keepLines w:val="0"/>
+              <w:pageBreakBefore w:val="0"/>
+              <w:widowControl/>
+              <w:suppressLineNumbers w:val="0"/>
+              <w:kinsoku/>
+              <w:wordWrap/>
+              <w:overflowPunct/>
+              <w:topLinePunct w:val="0"/>
+              <w:autoSpaceDE/>
+              <w:autoSpaceDN/>
+              <w:bidi w:val="0"/>
+              <w:adjustRightInd/>
+              <w:snapToGrid/>
+              <w:spacing w:beforeAutospacing="0" w:afterAutospacing="0"/>
+              <w:textAlignment w:val="auto"/>
+              <w:rPr>
+                <w:sz w:val="21"/>
+                <w:szCs w:val="21"/>
+              </w:rPr>
+            </w:pPr>
+            <w:r>
+              <w:rPr>
+                <w:sz w:val="21"/>
+                <w:szCs w:val="21"/>
+              </w:rPr>
+              <w:t xml:space="preserve">我更建议你在评估里采用 </w:t>
+            </w:r>
+            <w:r>
+              <w:rPr>
+                <w:rStyle w:val="6"/>
+                <w:sz w:val="21"/>
+                <w:szCs w:val="21"/>
+              </w:rPr>
+              <w:t>口径 B</w:t>
+            </w:r>
+            <w:r>
+              <w:rPr>
+                <w:sz w:val="21"/>
+                <w:szCs w:val="21"/>
+              </w:rPr>
+              <w:t>，原因很简单：</w:t>
+            </w:r>
+            <w:r>
+              <w:rPr>
+                <w:sz w:val="21"/>
+                <w:szCs w:val="21"/>
+              </w:rPr>
+              <w:br w:type="textWrapping"/>
+            </w:r>
+            <w:r>
+              <w:rPr>
+                <w:sz w:val="21"/>
+                <w:szCs w:val="21"/>
+              </w:rPr>
+              <w:t xml:space="preserve">否则规范里单独给 </w:t>
+            </w:r>
+            <w:r>
+              <w:rPr>
+                <w:rStyle w:val="9"/>
+                <w:sz w:val="21"/>
+                <w:szCs w:val="21"/>
+              </w:rPr>
+              <w:t>E2001</w:t>
+            </w:r>
+            <w:r>
+              <w:rPr>
+                <w:sz w:val="21"/>
+                <w:szCs w:val="21"/>
+              </w:rPr>
+              <w:t xml:space="preserve"> 几乎就没有存在意义了。</w:t>
             </w:r>
           </w:p>
           <w:p>
@@ -2010,6 +2474,10 @@
           <w:p>
             <w:pPr>
               <w:spacing w:line="440" w:lineRule="exact"/>
+              <w:rPr>
+                <w:rFonts w:hint="default" w:eastAsia="宋体"/>
+                <w:lang w:val="en-US" w:eastAsia="zh-CN"/>
+              </w:rPr>
             </w:pPr>
             <w:r>
               <w:rPr>
@@ -2017,48 +2485,12 @@
                 <w:color w:val="0070C0"/>
                 <w:sz w:val="21"/>
                 <w:szCs w:val="21"/>
-              </w:rPr>
-              <w:t>（你觉得</w:t>
-            </w:r>
-            <w:r>
-              <w:rPr>
-                <w:color w:val="0070C0"/>
-                <w:sz w:val="21"/>
-                <w:szCs w:val="21"/>
-              </w:rPr>
-              <w:t>AI</w:t>
-            </w:r>
-            <w:r>
-              <w:rPr>
-                <w:rFonts w:hint="eastAsia"/>
-                <w:color w:val="0070C0"/>
-                <w:sz w:val="21"/>
-                <w:szCs w:val="21"/>
-              </w:rPr>
-              <w:t>的回答是否能解决你的问题？针对</w:t>
-            </w:r>
-            <w:r>
-              <w:rPr>
-                <w:color w:val="0070C0"/>
-                <w:sz w:val="21"/>
-                <w:szCs w:val="21"/>
-              </w:rPr>
-              <w:t>AI</w:t>
-            </w:r>
-            <w:r>
-              <w:rPr>
-                <w:rFonts w:hint="eastAsia"/>
-                <w:color w:val="0070C0"/>
-                <w:sz w:val="21"/>
-                <w:szCs w:val="21"/>
-              </w:rPr>
-              <w:t>的回答，你是否想向导师进一步提问？若有，请写下你的问题）</w:t>
-            </w:r>
-          </w:p>
-          <w:p>
-            <w:pPr>
-              <w:spacing w:line="440" w:lineRule="exact"/>
-            </w:pPr>
+                <w:lang w:val="en-US" w:eastAsia="zh-CN"/>
+              </w:rPr>
+              <w:t>AI可以解决我的困惑了</w:t>
+            </w:r>
+            <w:bookmarkStart w:id="0" w:name="_GoBack"/>
+            <w:bookmarkEnd w:id="0"/>
           </w:p>
         </w:tc>
       </w:tr>
@@ -2554,13 +2986,13 @@
     <w:lsdException w:uiPriority="99" w:name="Body Text Indent 3"/>
     <w:lsdException w:uiPriority="99" w:name="Block Text"/>
     <w:lsdException w:qFormat="1" w:uiPriority="99" w:semiHidden="0" w:name="Hyperlink"/>
-    <w:lsdException w:uiPriority="99" w:name="FollowedHyperlink"/>
+    <w:lsdException w:qFormat="1" w:uiPriority="99" w:name="FollowedHyperlink"/>
     <w:lsdException w:qFormat="1" w:unhideWhenUsed="0" w:uiPriority="22" w:semiHidden="0" w:name="Strong"/>
     <w:lsdException w:qFormat="1" w:unhideWhenUsed="0" w:uiPriority="20" w:semiHidden="0" w:name="Emphasis"/>
     <w:lsdException w:uiPriority="99" w:name="Document Map"/>
     <w:lsdException w:uiPriority="99" w:name="Plain Text"/>
     <w:lsdException w:uiPriority="99" w:name="E-mail Signature"/>
-    <w:lsdException w:uiPriority="99" w:name="Normal (Web)"/>
+    <w:lsdException w:qFormat="1" w:uiPriority="99" w:name="Normal (Web)"/>
     <w:lsdException w:uiPriority="99" w:name="HTML Acronym"/>
     <w:lsdException w:uiPriority="99" w:name="HTML Address"/>
     <w:lsdException w:uiPriority="99" w:name="HTML Cite"/>
@@ -2760,6 +3192,7 @@
     <w:basedOn w:val="1"/>
     <w:semiHidden/>
     <w:unhideWhenUsed/>
+    <w:qFormat/>
     <w:uiPriority w:val="99"/>
     <w:pPr>
       <w:spacing w:before="0" w:beforeAutospacing="1" w:after="0" w:afterAutospacing="1"/>
@@ -2789,10 +3222,20 @@
     </w:tblPr>
   </w:style>
   <w:style w:type="character" w:styleId="6">
+    <w:name w:val="Strong"/>
+    <w:basedOn w:val="5"/>
+    <w:qFormat/>
+    <w:uiPriority w:val="22"/>
+    <w:rPr>
+      <w:b/>
+    </w:rPr>
+  </w:style>
+  <w:style w:type="character" w:styleId="7">
     <w:name w:val="FollowedHyperlink"/>
     <w:basedOn w:val="5"/>
     <w:semiHidden/>
     <w:unhideWhenUsed/>
+    <w:qFormat/>
     <w:uiPriority w:val="99"/>
     <w:rPr>
       <w:color w:val="954F72" w:themeColor="followedHyperlink"/>
@@ -2804,7 +3247,7 @@
       </w14:textFill>
     </w:rPr>
   </w:style>
-  <w:style w:type="character" w:styleId="7">
+  <w:style w:type="character" w:styleId="8">
     <w:name w:val="Hyperlink"/>
     <w:basedOn w:val="5"/>
     <w:unhideWhenUsed/>
@@ -2820,7 +3263,18 @@
       </w14:textFill>
     </w:rPr>
   </w:style>
-  <w:style w:type="character" w:customStyle="1" w:styleId="8">
+  <w:style w:type="character" w:styleId="9">
+    <w:name w:val="HTML Code"/>
+    <w:basedOn w:val="5"/>
+    <w:semiHidden/>
+    <w:unhideWhenUsed/>
+    <w:uiPriority w:val="99"/>
+    <w:rPr>
+      <w:rFonts w:ascii="Courier New" w:hAnsi="Courier New"/>
+      <w:sz w:val="20"/>
+    </w:rPr>
+  </w:style>
+  <w:style w:type="character" w:customStyle="1" w:styleId="10">
     <w:name w:val="Unresolved Mention"/>
     <w:basedOn w:val="5"/>
     <w:semiHidden/>
@@ -2832,7 +3286,7 @@
       <w:shd w:val="clear" w:color="auto" w:fill="E1DFDD"/>
     </w:rPr>
   </w:style>
-  <w:style w:type="paragraph" w:customStyle="1" w:styleId="9">
+  <w:style w:type="paragraph" w:customStyle="1" w:styleId="11">
     <w:name w:val="paragraph"/>
     <w:basedOn w:val="1"/>
     <w:semiHidden/>

--- a/项目学习笔记模版.docx
+++ b/项目学习笔记模版.docx
@@ -1748,19 +1748,84 @@
           </w:tcPr>
           <w:p>
             <w:pPr>
+              <w:keepNext w:val="0"/>
+              <w:keepLines w:val="0"/>
+              <w:widowControl/>
+              <w:suppressLineNumbers w:val="0"/>
+              <w:rPr>
+                <w:b w:val="0"/>
+                <w:bCs/>
+                <w:sz w:val="21"/>
+                <w:szCs w:val="21"/>
+              </w:rPr>
+            </w:pPr>
+            <w:r>
+              <w:rPr>
+                <w:rFonts w:hint="eastAsia" w:ascii="宋体" w:hAnsi="宋体" w:cs="宋体"/>
+                <w:sz w:val="21"/>
+                <w:szCs w:val="21"/>
+                <w:lang w:val="en-US" w:eastAsia="zh-CN"/>
+              </w:rPr>
+              <w:t>可能</w:t>
+            </w:r>
+            <w:r>
+              <w:rPr>
+                <w:rFonts w:ascii="宋体" w:hAnsi="宋体" w:eastAsia="宋体" w:cs="宋体"/>
+                <w:sz w:val="21"/>
+                <w:szCs w:val="21"/>
+              </w:rPr>
+              <w:t>说意图解析，也就是门控一，是没有读取文件这一项目的是吧，就是只看用户有无路径，有无粘贴json？然后具体的读取环节是在第二阶段</w:t>
+            </w:r>
+            <w:r>
+              <w:rPr>
+                <w:rFonts w:hint="eastAsia" w:ascii="宋体" w:hAnsi="宋体" w:eastAsia="宋体" w:cs="宋体"/>
+                <w:sz w:val="24"/>
+              </w:rPr>
+              <w:t xml:space="preserve"> </w:t>
+            </w:r>
+            <w:r>
+              <w:rPr>
+                <w:rStyle w:val="6"/>
+                <w:b w:val="0"/>
+                <w:bCs/>
+                <w:sz w:val="21"/>
+                <w:szCs w:val="21"/>
+              </w:rPr>
+              <w:t>门控①看“有没有给入口”</w:t>
+            </w:r>
+          </w:p>
+          <w:p>
+            <w:pPr>
+              <w:keepNext w:val="0"/>
+              <w:keepLines w:val="0"/>
+              <w:widowControl/>
+              <w:suppressLineNumbers w:val="0"/>
+              <w:rPr>
+                <w:b w:val="0"/>
+                <w:bCs/>
+                <w:sz w:val="21"/>
+                <w:szCs w:val="21"/>
+              </w:rPr>
+            </w:pPr>
+            <w:r>
+              <w:rPr>
+                <w:rStyle w:val="6"/>
+                <w:b w:val="0"/>
+                <w:bCs/>
+                <w:sz w:val="21"/>
+                <w:szCs w:val="21"/>
+              </w:rPr>
+              <w:t>阶段2看“这个入口能不能真的读进去”</w:t>
+            </w:r>
+          </w:p>
+          <w:p>
+            <w:pPr>
               <w:spacing w:line="440" w:lineRule="exact"/>
               <w:rPr>
                 <w:rFonts w:hint="default" w:eastAsia="宋体"/>
                 <w:lang w:val="en-US" w:eastAsia="zh-CN"/>
               </w:rPr>
             </w:pPr>
-            <w:r>
-              <w:rPr>
-                <w:rFonts w:hint="eastAsia"/>
-                <w:lang w:val="en-US" w:eastAsia="zh-CN"/>
-              </w:rPr>
-              <w:t>可能是规范出现矛盾？</w:t>
-            </w:r>
           </w:p>
         </w:tc>
       </w:tr>
@@ -2489,8 +2554,6 @@
               </w:rPr>
               <w:t>AI可以解决我的困惑了</w:t>
             </w:r>
-            <w:bookmarkStart w:id="0" w:name="_GoBack"/>
-            <w:bookmarkEnd w:id="0"/>
           </w:p>
         </w:tc>
       </w:tr>

--- a/项目学习笔记模版.docx
+++ b/项目学习笔记模版.docx
@@ -21,77 +21,6 @@
           <w:rFonts w:hint="eastAsia"/>
         </w:rPr>
         <w:t>项目课程前置学习笔记</w:t>
-      </w:r>
-    </w:p>
-    <w:p>
-      <w:pPr>
-        <w:spacing w:before="163" w:beforeLines="50" w:after="163" w:afterLines="50"/>
-        <w:jc w:val="left"/>
-        <w:rPr>
-          <w:color w:val="0070C0"/>
-        </w:rPr>
-      </w:pPr>
-      <w:r>
-        <w:rPr>
-          <w:rFonts w:hint="eastAsia"/>
-          <w:color w:val="0070C0"/>
-        </w:rPr>
-        <w:t>提交截止时间：2026年6月21日周日晚上20点</w:t>
-      </w:r>
-    </w:p>
-    <w:p>
-      <w:pPr>
-        <w:pStyle w:val="11"/>
-        <w:spacing w:before="60" w:beforeAutospacing="0" w:after="60" w:afterAutospacing="0"/>
-        <w:ind w:left="336" w:hanging="336"/>
-        <w:rPr>
-          <w:rFonts w:hint="eastAsia"/>
-        </w:rPr>
-      </w:pPr>
-      <w:r>
-        <w:rPr>
-          <w:rFonts w:hint="eastAsia"/>
-          <w:color w:val="0070C0"/>
-        </w:rPr>
-        <w:t>提交链接：</w:t>
-      </w:r>
-      <w:r>
-        <w:fldChar w:fldCharType="begin"/>
-      </w:r>
-      <w:r>
-        <w:instrText xml:space="preserve">HYPERLINK "https://docs.qq.com/form/page/DREJvbHhOYWtpb2Ju"</w:instrText>
-      </w:r>
-      <w:r>
-        <w:fldChar w:fldCharType="separate"/>
-      </w:r>
-      <w:r>
-        <w:rPr>
-          <w:rStyle w:val="8"/>
-          <w:rFonts w:hint="eastAsia" w:ascii="微软雅黑" w:hAnsi="微软雅黑" w:eastAsia="微软雅黑"/>
-          <w:color w:val="1E6FFF"/>
-          <w:sz w:val="22"/>
-          <w:szCs w:val="22"/>
-        </w:rPr>
-        <w:t>2026腾讯mini项目考题答卷及简历收集</w:t>
-      </w:r>
-      <w:r>
-        <w:fldChar w:fldCharType="end"/>
-      </w:r>
-    </w:p>
-    <w:p>
-      <w:pPr>
-        <w:spacing w:before="163" w:beforeLines="50" w:after="163" w:afterLines="50"/>
-        <w:jc w:val="left"/>
-        <w:rPr>
-          <w:color w:val="0070C0"/>
-        </w:rPr>
-      </w:pPr>
-      <w:r>
-        <w:rPr>
-          <w:rFonts w:hint="eastAsia"/>
-          <w:color w:val="0070C0"/>
-        </w:rPr>
-        <w:t>文档命名为“项目编号+姓名”，项目编号是指第几个项目（1/2/3/4/5/6）</w:t>
       </w:r>
     </w:p>
     <w:tbl>
@@ -154,10 +83,18 @@
           <w:p>
             <w:pPr>
               <w:spacing w:line="440" w:lineRule="exact"/>
-            </w:pPr>
-            <w:r>
-              <w:rPr>
-                <w:rFonts w:hint="eastAsia"/>
+              <w:rPr>
+                <w:sz w:val="18"/>
+                <w:szCs w:val="18"/>
+              </w:rPr>
+            </w:pPr>
+            <w:bookmarkStart w:id="0" w:name="_GoBack"/>
+            <w:bookmarkEnd w:id="0"/>
+            <w:r>
+              <w:rPr>
+                <w:rFonts w:hint="eastAsia"/>
+                <w:sz w:val="18"/>
+                <w:szCs w:val="18"/>
               </w:rPr>
               <w:t>姓名</w:t>
             </w:r>
@@ -177,12 +114,16 @@
               <w:spacing w:line="440" w:lineRule="exact"/>
               <w:rPr>
                 <w:rFonts w:hint="eastAsia" w:eastAsia="宋体"/>
+                <w:sz w:val="18"/>
+                <w:szCs w:val="18"/>
                 <w:lang w:val="en-US" w:eastAsia="zh-CN"/>
               </w:rPr>
             </w:pPr>
             <w:r>
               <w:rPr>
                 <w:rFonts w:hint="eastAsia"/>
+                <w:sz w:val="18"/>
+                <w:szCs w:val="18"/>
                 <w:lang w:val="en-US" w:eastAsia="zh-CN"/>
               </w:rPr>
               <w:t>庄锐敏</w:t>
@@ -200,10 +141,16 @@
           <w:p>
             <w:pPr>
               <w:spacing w:line="440" w:lineRule="exact"/>
-            </w:pPr>
-            <w:r>
-              <w:rPr>
-                <w:rFonts w:hint="eastAsia"/>
+              <w:rPr>
+                <w:sz w:val="18"/>
+                <w:szCs w:val="18"/>
+              </w:rPr>
+            </w:pPr>
+            <w:r>
+              <w:rPr>
+                <w:rFonts w:hint="eastAsia"/>
+                <w:sz w:val="18"/>
+                <w:szCs w:val="18"/>
               </w:rPr>
               <w:t>学号</w:t>
             </w:r>
@@ -223,12 +170,16 @@
               <w:spacing w:line="440" w:lineRule="exact"/>
               <w:rPr>
                 <w:rFonts w:hint="default" w:eastAsia="宋体"/>
+                <w:sz w:val="18"/>
+                <w:szCs w:val="18"/>
                 <w:lang w:val="en-US" w:eastAsia="zh-CN"/>
               </w:rPr>
             </w:pPr>
             <w:r>
               <w:rPr>
                 <w:rFonts w:hint="eastAsia"/>
+                <w:sz w:val="18"/>
+                <w:szCs w:val="18"/>
                 <w:lang w:val="en-US" w:eastAsia="zh-CN"/>
               </w:rPr>
               <w:t>202400203093</w:t>
@@ -246,10 +197,16 @@
           <w:p>
             <w:pPr>
               <w:spacing w:line="440" w:lineRule="exact"/>
-            </w:pPr>
-            <w:r>
-              <w:rPr>
-                <w:rFonts w:hint="eastAsia"/>
+              <w:rPr>
+                <w:sz w:val="18"/>
+                <w:szCs w:val="18"/>
+              </w:rPr>
+            </w:pPr>
+            <w:r>
+              <w:rPr>
+                <w:rFonts w:hint="eastAsia"/>
+                <w:sz w:val="18"/>
+                <w:szCs w:val="18"/>
               </w:rPr>
               <w:t>班级</w:t>
             </w:r>
@@ -265,12 +222,16 @@
               <w:spacing w:line="440" w:lineRule="exact"/>
               <w:rPr>
                 <w:rFonts w:hint="default" w:eastAsia="宋体"/>
+                <w:sz w:val="18"/>
+                <w:szCs w:val="18"/>
                 <w:lang w:val="en-US" w:eastAsia="zh-CN"/>
               </w:rPr>
             </w:pPr>
             <w:r>
               <w:rPr>
                 <w:rFonts w:hint="eastAsia"/>
+                <w:sz w:val="18"/>
+                <w:szCs w:val="18"/>
                 <w:lang w:val="en-US" w:eastAsia="zh-CN"/>
               </w:rPr>
               <w:t>数科三班</w:t>
@@ -307,10 +268,16 @@
           <w:p>
             <w:pPr>
               <w:spacing w:line="440" w:lineRule="exact"/>
-            </w:pPr>
-            <w:r>
-              <w:rPr>
-                <w:rFonts w:hint="eastAsia"/>
+              <w:rPr>
+                <w:sz w:val="18"/>
+                <w:szCs w:val="18"/>
+              </w:rPr>
+            </w:pPr>
+            <w:r>
+              <w:rPr>
+                <w:rFonts w:hint="eastAsia"/>
+                <w:sz w:val="18"/>
+                <w:szCs w:val="18"/>
               </w:rPr>
               <w:t>报名项目</w:t>
             </w:r>
@@ -325,7 +292,20 @@
           <w:p>
             <w:pPr>
               <w:spacing w:line="440" w:lineRule="exact"/>
-            </w:pPr>
+              <w:jc w:val="center"/>
+              <w:rPr>
+                <w:sz w:val="18"/>
+                <w:szCs w:val="18"/>
+              </w:rPr>
+            </w:pPr>
+            <w:r>
+              <w:rPr>
+                <w:rFonts w:ascii="宋体" w:hAnsi="宋体" w:eastAsia="宋体" w:cs="宋体"/>
+                <w:sz w:val="18"/>
+                <w:szCs w:val="18"/>
+              </w:rPr>
+              <w:t>性能工程 Skill 评估专项</w:t>
+            </w:r>
           </w:p>
         </w:tc>
       </w:tr>
@@ -358,10 +338,16 @@
           <w:p>
             <w:pPr>
               <w:spacing w:line="440" w:lineRule="exact"/>
-            </w:pPr>
-            <w:r>
-              <w:rPr>
-                <w:rFonts w:hint="eastAsia"/>
+              <w:rPr>
+                <w:sz w:val="18"/>
+                <w:szCs w:val="18"/>
+              </w:rPr>
+            </w:pPr>
+            <w:r>
+              <w:rPr>
+                <w:rFonts w:hint="eastAsia"/>
+                <w:sz w:val="18"/>
+                <w:szCs w:val="18"/>
               </w:rPr>
               <w:t>选择此项目的原因</w:t>
             </w:r>
@@ -391,17 +377,19 @@
               <w:adjustRightInd/>
               <w:snapToGrid/>
               <w:spacing w:beforeAutospacing="0" w:afterAutospacing="0"/>
-              <w:ind w:firstLine="210" w:firstLineChars="100"/>
+              <w:ind w:firstLine="180" w:firstLineChars="100"/>
               <w:textAlignment w:val="auto"/>
               <w:rPr>
-                <w:sz w:val="21"/>
-                <w:szCs w:val="21"/>
-              </w:rPr>
-            </w:pPr>
-            <w:r>
-              <w:rPr>
-                <w:sz w:val="21"/>
-                <w:szCs w:val="21"/>
+                <w:rFonts w:hint="eastAsia" w:ascii="宋体" w:hAnsi="宋体" w:eastAsia="宋体" w:cs="宋体"/>
+                <w:sz w:val="18"/>
+                <w:szCs w:val="18"/>
+              </w:rPr>
+            </w:pPr>
+            <w:r>
+              <w:rPr>
+                <w:rFonts w:hint="eastAsia" w:ascii="宋体" w:hAnsi="宋体" w:eastAsia="宋体" w:cs="宋体"/>
+                <w:sz w:val="18"/>
+                <w:szCs w:val="18"/>
               </w:rPr>
               <w:t>选择本项目主要是因为它与我已有的学习和实践经历比较契合，同时也能进一步提升我在 Skill、Agent 评估和自动化测试方面的能力。</w:t>
             </w:r>
@@ -424,17 +412,19 @@
               <w:adjustRightInd/>
               <w:snapToGrid/>
               <w:spacing w:beforeAutospacing="0" w:afterAutospacing="0"/>
-              <w:ind w:firstLine="210" w:firstLineChars="100"/>
+              <w:ind w:firstLine="180" w:firstLineChars="100"/>
               <w:textAlignment w:val="auto"/>
               <w:rPr>
-                <w:sz w:val="21"/>
-                <w:szCs w:val="21"/>
-              </w:rPr>
-            </w:pPr>
-            <w:r>
-              <w:rPr>
-                <w:sz w:val="21"/>
-                <w:szCs w:val="21"/>
+                <w:rFonts w:hint="eastAsia" w:ascii="宋体" w:hAnsi="宋体" w:eastAsia="宋体" w:cs="宋体"/>
+                <w:sz w:val="18"/>
+                <w:szCs w:val="18"/>
+              </w:rPr>
+            </w:pPr>
+            <w:r>
+              <w:rPr>
+                <w:rFonts w:hint="eastAsia" w:ascii="宋体" w:hAnsi="宋体" w:eastAsia="宋体" w:cs="宋体"/>
+                <w:sz w:val="18"/>
+                <w:szCs w:val="18"/>
               </w:rPr>
               <w:t>此前我做过 AFC 自动事实核查项目，对问题拆解、证据检索、事实判断、0/1/2 评分、主需/次需错误区分等流程有一定基础。本项目中的 tracingclaw_finance Skill 与金融事实核查高度相关，可以让我把之前 AFC 项目中的事实核查经验迁移到金融场景中，进一步学习金融数据源选择、口径一致性和事实校验方法。</w:t>
             </w:r>
@@ -457,46 +447,19 @@
               <w:adjustRightInd/>
               <w:snapToGrid/>
               <w:spacing w:beforeAutospacing="0" w:afterAutospacing="0"/>
-              <w:ind w:firstLine="210" w:firstLineChars="100"/>
+              <w:ind w:firstLine="180" w:firstLineChars="100"/>
               <w:textAlignment w:val="auto"/>
               <w:rPr>
-                <w:sz w:val="21"/>
-                <w:szCs w:val="21"/>
-              </w:rPr>
-            </w:pPr>
-            <w:r>
-              <w:rPr>
-                <w:sz w:val="21"/>
-                <w:szCs w:val="21"/>
-              </w:rPr>
-              <w:t>另外，我之前也做过腾讯云 Lighthouse 环境下的 OpenClaw 测试，接触过真实用户场景测试、插件功能测试、性能指标采集、问题定位和测试报告整理等内容。因此，本项目中的 db_report Skill 也与我之前的测试经历有关，可以帮助我进一步学习数据库性能报告、数据质量门控、测试用例设计和评估标准制定。</w:t>
-            </w:r>
-          </w:p>
-          <w:p>
-            <w:pPr>
-              <w:pStyle w:val="2"/>
-              <w:keepNext w:val="0"/>
-              <w:keepLines w:val="0"/>
-              <w:pageBreakBefore w:val="0"/>
-              <w:widowControl/>
-              <w:suppressLineNumbers w:val="0"/>
-              <w:kinsoku/>
-              <w:wordWrap/>
-              <w:overflowPunct/>
-              <w:topLinePunct w:val="0"/>
-              <w:autoSpaceDE/>
-              <w:autoSpaceDN/>
-              <w:bidi w:val="0"/>
-              <w:adjustRightInd/>
-              <w:snapToGrid/>
-              <w:spacing w:beforeAutospacing="0" w:afterAutospacing="0"/>
-              <w:ind w:firstLine="210" w:firstLineChars="100"/>
-              <w:textAlignment w:val="auto"/>
-            </w:pPr>
-            <w:r>
-              <w:rPr>
-                <w:sz w:val="21"/>
-                <w:szCs w:val="21"/>
+                <w:rFonts w:hint="eastAsia" w:ascii="宋体" w:hAnsi="宋体" w:eastAsia="宋体" w:cs="宋体"/>
+                <w:sz w:val="18"/>
+                <w:szCs w:val="18"/>
+              </w:rPr>
+            </w:pPr>
+            <w:r>
+              <w:rPr>
+                <w:rFonts w:hint="eastAsia" w:ascii="宋体" w:hAnsi="宋体" w:eastAsia="宋体" w:cs="宋体"/>
+                <w:sz w:val="18"/>
+                <w:szCs w:val="18"/>
               </w:rPr>
               <w:t>我选择这个项目，是希望不仅学习如何使用 Skill，更希望从评估者的角度理解一个 Skill 是否稳定、可靠、可复用。通过设计 ideal_state、rubrics、testcases 和 meta-testcase，我可以系统提升自己在 Agent/Skill 评估、自动化测试、事实核查、性能分析和数据驱动报告生成方面的综合能力。</w:t>
             </w:r>
@@ -532,10 +495,16 @@
           <w:p>
             <w:pPr>
               <w:spacing w:line="440" w:lineRule="exact"/>
-            </w:pPr>
-            <w:r>
-              <w:rPr>
-                <w:rFonts w:hint="eastAsia"/>
+              <w:rPr>
+                <w:sz w:val="18"/>
+                <w:szCs w:val="18"/>
+              </w:rPr>
+            </w:pPr>
+            <w:r>
+              <w:rPr>
+                <w:rFonts w:hint="eastAsia"/>
+                <w:sz w:val="18"/>
+                <w:szCs w:val="18"/>
               </w:rPr>
               <w:t>项目分析</w:t>
             </w:r>
@@ -547,25 +516,6 @@
             <w:gridSpan w:val="7"/>
             <w:vAlign w:val="center"/>
           </w:tcPr>
-          <w:p>
-            <w:pPr>
-              <w:spacing w:line="440" w:lineRule="exact"/>
-              <w:rPr>
-                <w:color w:val="0070C0"/>
-                <w:sz w:val="21"/>
-                <w:szCs w:val="21"/>
-              </w:rPr>
-            </w:pPr>
-            <w:r>
-              <w:rPr>
-                <w:rFonts w:hint="eastAsia"/>
-                <w:color w:val="0070C0"/>
-                <w:sz w:val="21"/>
-                <w:szCs w:val="21"/>
-              </w:rPr>
-              <w:t>（请描述你认为这个项目的难点是什么？如果你觉得有多个难点，可以逐一描述）</w:t>
-            </w:r>
-          </w:p>
           <w:p>
             <w:pPr>
               <w:pStyle w:val="2"/>
@@ -584,17 +534,19 @@
               <w:adjustRightInd/>
               <w:snapToGrid/>
               <w:spacing w:before="0" w:beforeAutospacing="0" w:after="0" w:afterAutospacing="0"/>
-              <w:ind w:left="0" w:right="0" w:firstLine="210" w:firstLineChars="100"/>
+              <w:ind w:left="0" w:right="0" w:firstLine="180" w:firstLineChars="100"/>
               <w:textAlignment w:val="auto"/>
               <w:rPr>
-                <w:sz w:val="21"/>
-                <w:szCs w:val="21"/>
-              </w:rPr>
-            </w:pPr>
-            <w:r>
-              <w:rPr>
-                <w:sz w:val="21"/>
-                <w:szCs w:val="21"/>
+                <w:rFonts w:hint="eastAsia" w:ascii="宋体" w:hAnsi="宋体" w:eastAsia="宋体" w:cs="宋体"/>
+                <w:sz w:val="18"/>
+                <w:szCs w:val="18"/>
+              </w:rPr>
+            </w:pPr>
+            <w:r>
+              <w:rPr>
+                <w:rFonts w:hint="eastAsia" w:ascii="宋体" w:hAnsi="宋体" w:eastAsia="宋体" w:cs="宋体"/>
+                <w:sz w:val="18"/>
+                <w:szCs w:val="18"/>
               </w:rPr>
               <w:t>第一在于要从“使用 Skill”转变为“评估 Skill”。这个项目不是简单地让 Skill 完成任务，而是要设计 ideal_state、rubrics、testcases 和 meta-testcase，判断一个 Skill 是否稳定、可靠、可复用。因此需要先理解 Skill 的工作流、输入输出、数据源边界和失败处理机制，再把这些要求转化成可执行、可判分的测试用例。</w:t>
             </w:r>
@@ -617,17 +569,19 @@
               <w:adjustRightInd/>
               <w:snapToGrid/>
               <w:spacing w:before="0" w:beforeAutospacing="0" w:after="0" w:afterAutospacing="0"/>
-              <w:ind w:left="0" w:right="0" w:firstLine="210" w:firstLineChars="100"/>
+              <w:ind w:left="0" w:right="0" w:firstLine="180" w:firstLineChars="100"/>
               <w:textAlignment w:val="auto"/>
               <w:rPr>
-                <w:sz w:val="21"/>
-                <w:szCs w:val="21"/>
-              </w:rPr>
-            </w:pPr>
-            <w:r>
-              <w:rPr>
-                <w:sz w:val="21"/>
-                <w:szCs w:val="21"/>
+                <w:rFonts w:hint="eastAsia" w:ascii="宋体" w:hAnsi="宋体" w:eastAsia="宋体" w:cs="宋体"/>
+                <w:sz w:val="18"/>
+                <w:szCs w:val="18"/>
+              </w:rPr>
+            </w:pPr>
+            <w:r>
+              <w:rPr>
+                <w:rFonts w:hint="eastAsia" w:ascii="宋体" w:hAnsi="宋体" w:eastAsia="宋体" w:cs="宋体"/>
+                <w:sz w:val="18"/>
+                <w:szCs w:val="18"/>
               </w:rPr>
               <w:t>第二在于测试用例不能只覆盖正常场景，还要覆盖失败路径、边界条件和红线违规。例如 db_report 不能只测试正常生成报告，还要测试缺少数据源、字段缺失、内部接口调用、编造性能指标等异常情况；tracingclaw_finance 也不能只测试普通财报核查，还要覆盖市场混淆、币种混淆、财年口径错误、工具查不到数据时是否编造等问题。</w:t>
             </w:r>
@@ -650,17 +604,19 @@
               <w:adjustRightInd/>
               <w:snapToGrid/>
               <w:spacing w:before="0" w:beforeAutospacing="0" w:after="0" w:afterAutospacing="0"/>
-              <w:ind w:left="0" w:right="0" w:firstLine="210" w:firstLineChars="100"/>
+              <w:ind w:left="0" w:right="0" w:firstLine="180" w:firstLineChars="100"/>
               <w:textAlignment w:val="auto"/>
               <w:rPr>
-                <w:sz w:val="21"/>
-                <w:szCs w:val="21"/>
-              </w:rPr>
-            </w:pPr>
-            <w:r>
-              <w:rPr>
-                <w:sz w:val="21"/>
-                <w:szCs w:val="21"/>
+                <w:rFonts w:hint="eastAsia" w:ascii="宋体" w:hAnsi="宋体" w:eastAsia="宋体" w:cs="宋体"/>
+                <w:sz w:val="18"/>
+                <w:szCs w:val="18"/>
+              </w:rPr>
+            </w:pPr>
+            <w:r>
+              <w:rPr>
+                <w:rFonts w:hint="eastAsia" w:ascii="宋体" w:hAnsi="宋体" w:eastAsia="宋体" w:cs="宋体"/>
+                <w:sz w:val="18"/>
+                <w:szCs w:val="18"/>
               </w:rPr>
               <w:t>第三在于 Rubrics 的设计要足够具体。评分标准不能写成“结果合理”“内容完整”这种模糊描述，而是要明确什么情况扣分、什么情况属于严重错误、什么情况可以直接判失败。例如编造 TPS/QPS/P95、混用金融数据口径、跳过规定数据源等都应该作为红线问题处理。</w:t>
             </w:r>
@@ -683,17 +639,19 @@
               <w:adjustRightInd/>
               <w:snapToGrid/>
               <w:spacing w:before="0" w:beforeAutospacing="0" w:after="0" w:afterAutospacing="0"/>
-              <w:ind w:right="0" w:firstLine="210" w:firstLineChars="100"/>
+              <w:ind w:right="0" w:firstLine="180" w:firstLineChars="100"/>
               <w:textAlignment w:val="auto"/>
               <w:rPr>
-                <w:sz w:val="21"/>
-                <w:szCs w:val="21"/>
-              </w:rPr>
-            </w:pPr>
-            <w:r>
-              <w:rPr>
-                <w:sz w:val="21"/>
-                <w:szCs w:val="21"/>
+                <w:rFonts w:hint="eastAsia" w:ascii="宋体" w:hAnsi="宋体" w:eastAsia="宋体" w:cs="宋体"/>
+                <w:sz w:val="18"/>
+                <w:szCs w:val="18"/>
+              </w:rPr>
+            </w:pPr>
+            <w:r>
+              <w:rPr>
+                <w:rFonts w:hint="eastAsia" w:ascii="宋体" w:hAnsi="宋体" w:eastAsia="宋体" w:cs="宋体"/>
+                <w:sz w:val="18"/>
+                <w:szCs w:val="18"/>
               </w:rPr>
               <w:t>第四在于两个 Skill 的知识背景不同。db_report 涉及数据库性能测试、TPS/QPS、P95/P99、报告类型和数据质量门控；tracingclaw_finance 涉及金融事实核查、westock-data 和 mx-finance-search 工具路由、财报/行情/公告/研报等不同数据源，以及 0/1/2 评分逻辑。因此需要分别理解两个 Skill 的业务链路，再设计对应的评估方案。</w:t>
             </w:r>
@@ -716,13 +674,19 @@
               <w:adjustRightInd/>
               <w:snapToGrid/>
               <w:spacing w:beforeAutospacing="0" w:afterAutospacing="0"/>
-              <w:ind w:firstLine="210" w:firstLineChars="100"/>
+              <w:ind w:firstLine="180" w:firstLineChars="100"/>
               <w:textAlignment w:val="auto"/>
-            </w:pPr>
-            <w:r>
-              <w:rPr>
-                <w:sz w:val="21"/>
-                <w:szCs w:val="21"/>
+              <w:rPr>
+                <w:rFonts w:hint="eastAsia" w:ascii="宋体" w:hAnsi="宋体" w:eastAsia="宋体" w:cs="宋体"/>
+                <w:sz w:val="18"/>
+                <w:szCs w:val="18"/>
+              </w:rPr>
+            </w:pPr>
+            <w:r>
+              <w:rPr>
+                <w:rFonts w:hint="eastAsia" w:ascii="宋体" w:hAnsi="宋体" w:eastAsia="宋体" w:cs="宋体"/>
+                <w:sz w:val="18"/>
+                <w:szCs w:val="18"/>
               </w:rPr>
               <w:t>第五在于 meta-testcase 的设计。它不是测试 Skill 本身，而是反过来检查自己设计的测试集是否全面、是否可执行、是否能稳定判分。这要求我不仅要会写测试用例，还要能从评估体系的角度检查覆盖率、判分清晰度和红线完整性。</w:t>
             </w:r>
@@ -759,10 +723,16 @@
             <w:pPr>
               <w:spacing w:line="440" w:lineRule="exact"/>
               <w:jc w:val="center"/>
-            </w:pPr>
-            <w:r>
-              <w:rPr>
-                <w:rFonts w:hint="eastAsia"/>
+              <w:rPr>
+                <w:sz w:val="18"/>
+                <w:szCs w:val="18"/>
+              </w:rPr>
+            </w:pPr>
+            <w:r>
+              <w:rPr>
+                <w:rFonts w:hint="eastAsia"/>
+                <w:sz w:val="18"/>
+                <w:szCs w:val="18"/>
               </w:rPr>
               <w:t>岗位职能分析</w:t>
             </w:r>
@@ -776,48 +746,126 @@
           </w:tcPr>
           <w:p>
             <w:pPr>
-              <w:spacing w:line="440" w:lineRule="exact"/>
-              <w:rPr>
+              <w:pStyle w:val="2"/>
+              <w:keepNext w:val="0"/>
+              <w:keepLines w:val="0"/>
+              <w:pageBreakBefore w:val="0"/>
+              <w:widowControl/>
+              <w:suppressLineNumbers w:val="0"/>
+              <w:kinsoku/>
+              <w:wordWrap/>
+              <w:overflowPunct/>
+              <w:topLinePunct w:val="0"/>
+              <w:autoSpaceDE/>
+              <w:autoSpaceDN/>
+              <w:bidi w:val="0"/>
+              <w:adjustRightInd/>
+              <w:snapToGrid/>
+              <w:spacing w:before="0" w:beforeAutospacing="0" w:after="0" w:afterAutospacing="0"/>
+              <w:ind w:left="0" w:right="0"/>
+              <w:textAlignment w:val="auto"/>
+              <w:rPr>
+                <w:rFonts w:hint="eastAsia" w:ascii="宋体" w:hAnsi="宋体" w:eastAsia="宋体" w:cs="宋体"/>
+                <w:sz w:val="18"/>
+                <w:szCs w:val="18"/>
+              </w:rPr>
+            </w:pPr>
+            <w:r>
+              <w:rPr>
+                <w:rFonts w:hint="eastAsia" w:ascii="宋体" w:hAnsi="宋体" w:eastAsia="宋体" w:cs="宋体"/>
+                <w:sz w:val="18"/>
+                <w:szCs w:val="18"/>
+              </w:rPr>
+              <w:t>我</w:t>
+            </w:r>
+            <w:r>
+              <w:rPr>
+                <w:rFonts w:hint="eastAsia" w:ascii="宋体" w:hAnsi="宋体" w:cs="宋体"/>
+                <w:sz w:val="18"/>
+                <w:szCs w:val="18"/>
+                <w:lang w:val="en-US" w:eastAsia="zh-CN"/>
+              </w:rPr>
+              <w:t>可以</w:t>
+            </w:r>
+            <w:r>
+              <w:rPr>
+                <w:rFonts w:hint="eastAsia" w:ascii="宋体" w:hAnsi="宋体" w:eastAsia="宋体" w:cs="宋体"/>
+                <w:sz w:val="18"/>
+                <w:szCs w:val="18"/>
+              </w:rPr>
+              <w:t>承担“撰写测试用例”相关工作，并可以协助完成“撰写测试用例的测试用例”。</w:t>
+            </w:r>
+          </w:p>
+          <w:p>
+            <w:pPr>
+              <w:pStyle w:val="2"/>
+              <w:keepNext w:val="0"/>
+              <w:keepLines w:val="0"/>
+              <w:pageBreakBefore w:val="0"/>
+              <w:widowControl/>
+              <w:suppressLineNumbers w:val="0"/>
+              <w:kinsoku/>
+              <w:wordWrap/>
+              <w:overflowPunct/>
+              <w:topLinePunct w:val="0"/>
+              <w:autoSpaceDE/>
+              <w:autoSpaceDN/>
+              <w:bidi w:val="0"/>
+              <w:adjustRightInd/>
+              <w:snapToGrid/>
+              <w:spacing w:before="0" w:beforeAutospacing="0" w:after="0" w:afterAutospacing="0"/>
+              <w:ind w:left="0" w:right="0" w:firstLine="180" w:firstLineChars="100"/>
+              <w:textAlignment w:val="auto"/>
+              <w:rPr>
+                <w:rFonts w:hint="eastAsia" w:ascii="宋体" w:hAnsi="宋体" w:eastAsia="宋体" w:cs="宋体"/>
+                <w:sz w:val="18"/>
+                <w:szCs w:val="18"/>
+              </w:rPr>
+            </w:pPr>
+            <w:r>
+              <w:rPr>
+                <w:rFonts w:hint="eastAsia" w:ascii="宋体" w:hAnsi="宋体" w:eastAsia="宋体" w:cs="宋体"/>
+                <w:sz w:val="18"/>
+                <w:szCs w:val="18"/>
+              </w:rPr>
+              <w:t>在撰写测试用例方面，我可以负责阅读 Skill 文档和参考资料，梳理 Skill 的输入、输出、执行流程、能力边界和失败场景，并将这些内容转化为可执行、可判定的 testcase。例如针对 db_report，我可以设计缺少数据源、文件不存在、关键字段缺失、本地 log 单次报告、records JSON 对比报告、iteration 历史趋势、custom 专项分析、三格式交付一致性等测试用例；针对 tracingclaw_finance，我可以结合金融事实核查流程，设计财报数字核查、行情数据核查、公告/研报交叉验证、市场/币种/时间口径混淆、数据不足禁止编造等测试用例。</w:t>
+            </w:r>
+          </w:p>
+          <w:p>
+            <w:pPr>
+              <w:pStyle w:val="2"/>
+              <w:keepNext w:val="0"/>
+              <w:keepLines w:val="0"/>
+              <w:pageBreakBefore w:val="0"/>
+              <w:widowControl/>
+              <w:suppressLineNumbers w:val="0"/>
+              <w:kinsoku/>
+              <w:wordWrap/>
+              <w:overflowPunct/>
+              <w:topLinePunct w:val="0"/>
+              <w:autoSpaceDE/>
+              <w:autoSpaceDN/>
+              <w:bidi w:val="0"/>
+              <w:adjustRightInd/>
+              <w:snapToGrid/>
+              <w:spacing w:before="0" w:beforeAutospacing="0" w:after="0" w:afterAutospacing="0"/>
+              <w:ind w:left="0" w:right="0" w:firstLine="180" w:firstLineChars="100"/>
+              <w:textAlignment w:val="auto"/>
+              <w:rPr>
+                <w:rFonts w:hint="eastAsia"/>
                 <w:color w:val="0070C0"/>
-                <w:sz w:val="21"/>
-                <w:szCs w:val="21"/>
-              </w:rPr>
-            </w:pPr>
-            <w:r>
-              <w:rPr>
-                <w:rFonts w:hint="eastAsia"/>
-                <w:color w:val="0070C0"/>
-                <w:sz w:val="21"/>
-                <w:szCs w:val="21"/>
-              </w:rPr>
-              <w:t>（请描述你认为你自己在所报名的项目中可以具体负责做哪些事情？）</w:t>
-            </w:r>
-          </w:p>
-          <w:p>
-            <w:pPr>
-              <w:spacing w:line="440" w:lineRule="exact"/>
-            </w:pPr>
-          </w:p>
-          <w:p>
-            <w:pPr>
-              <w:spacing w:line="440" w:lineRule="exact"/>
-              <w:rPr>
-                <w:color w:val="0070C0"/>
-                <w:sz w:val="21"/>
-                <w:szCs w:val="21"/>
-              </w:rPr>
-            </w:pPr>
-          </w:p>
-          <w:p>
-            <w:pPr>
-              <w:spacing w:line="440" w:lineRule="exact"/>
-              <w:rPr>
-                <w:rFonts w:hint="eastAsia"/>
-                <w:color w:val="0070C0"/>
-                <w:sz w:val="21"/>
-                <w:szCs w:val="21"/>
-              </w:rPr>
-            </w:pPr>
+                <w:sz w:val="18"/>
+                <w:szCs w:val="18"/>
+              </w:rPr>
+            </w:pPr>
+            <w:r>
+              <w:rPr>
+                <w:rFonts w:hint="eastAsia" w:ascii="宋体" w:hAnsi="宋体" w:eastAsia="宋体" w:cs="宋体"/>
+                <w:sz w:val="18"/>
+                <w:szCs w:val="18"/>
+              </w:rPr>
+              <w:t>同时，我也可以协助“撰写测试用例的测试用例”，也就是 meta-testcase 的设计。该部分主要用于检查我们写出的测试用例本身是否字段完整、覆盖充分、判定规则明确、是否覆盖正常路径、失败路径、边界条件和红线行为。通过 meta-testcase，可以反向保证测试集质量，而不是只关注 Skill 是否能通过单个测试。</w:t>
+            </w:r>
           </w:p>
         </w:tc>
       </w:tr>
@@ -847,10 +895,16 @@
           <w:p>
             <w:pPr>
               <w:spacing w:line="440" w:lineRule="exact"/>
-            </w:pPr>
-            <w:r>
-              <w:rPr>
-                <w:rFonts w:hint="eastAsia"/>
+              <w:rPr>
+                <w:sz w:val="18"/>
+                <w:szCs w:val="18"/>
+              </w:rPr>
+            </w:pPr>
+            <w:r>
+              <w:rPr>
+                <w:rFonts w:hint="eastAsia"/>
+                <w:sz w:val="18"/>
+                <w:szCs w:val="18"/>
               </w:rPr>
               <w:t>搜集到的学习资料</w:t>
             </w:r>
@@ -866,24 +920,6 @@
             <w:pPr>
               <w:spacing w:line="440" w:lineRule="exact"/>
               <w:rPr>
-                <w:sz w:val="21"/>
-                <w:szCs w:val="21"/>
-              </w:rPr>
-            </w:pPr>
-            <w:r>
-              <w:rPr>
-                <w:rFonts w:hint="eastAsia"/>
-                <w:color w:val="0070C0"/>
-                <w:sz w:val="21"/>
-                <w:szCs w:val="21"/>
-              </w:rPr>
-              <w:t>（可以在此记录你搜集到的关于此项目的学习内容的来源，比如书名、论文、在线视频或文档链接）</w:t>
-            </w:r>
-          </w:p>
-          <w:p>
-            <w:pPr>
-              <w:spacing w:line="440" w:lineRule="exact"/>
-              <w:rPr>
                 <w:rFonts w:hint="eastAsia" w:ascii="宋体" w:hAnsi="宋体" w:cs="宋体"/>
                 <w:sz w:val="18"/>
                 <w:szCs w:val="18"/>
@@ -912,31 +948,31 @@
             <w:pPr>
               <w:spacing w:line="440" w:lineRule="exact"/>
               <w:rPr>
-                <w:sz w:val="21"/>
-                <w:szCs w:val="21"/>
-              </w:rPr>
-            </w:pPr>
-            <w:r>
-              <w:rPr>
-                <w:rFonts w:hint="eastAsia"/>
-                <w:sz w:val="21"/>
-                <w:szCs w:val="21"/>
+                <w:sz w:val="18"/>
+                <w:szCs w:val="18"/>
+              </w:rPr>
+            </w:pPr>
+            <w:r>
+              <w:rPr>
+                <w:rFonts w:hint="eastAsia"/>
+                <w:sz w:val="18"/>
+                <w:szCs w:val="18"/>
               </w:rPr>
               <w:fldChar w:fldCharType="begin"/>
             </w:r>
             <w:r>
               <w:rPr>
                 <w:rFonts w:hint="eastAsia"/>
-                <w:sz w:val="21"/>
-                <w:szCs w:val="21"/>
+                <w:sz w:val="18"/>
+                <w:szCs w:val="18"/>
               </w:rPr>
               <w:instrText xml:space="preserve"> HYPERLINK "https://help.openai.com/zh-hans-cn/articles/20001066-skills-in-chatgpt?utm_source=chatgpt.com" </w:instrText>
             </w:r>
             <w:r>
               <w:rPr>
                 <w:rFonts w:hint="eastAsia"/>
-                <w:sz w:val="21"/>
-                <w:szCs w:val="21"/>
+                <w:sz w:val="18"/>
+                <w:szCs w:val="18"/>
               </w:rPr>
               <w:fldChar w:fldCharType="separate"/>
             </w:r>
@@ -944,16 +980,16 @@
               <w:rPr>
                 <w:rStyle w:val="7"/>
                 <w:rFonts w:hint="eastAsia"/>
-                <w:sz w:val="21"/>
-                <w:szCs w:val="21"/>
+                <w:sz w:val="18"/>
+                <w:szCs w:val="18"/>
               </w:rPr>
               <w:t>https://help.openai.com/zh-hans-cn/articles/20001066-skills-in-chatgpt?utm_source=chatgpt.com</w:t>
             </w:r>
             <w:r>
               <w:rPr>
                 <w:rFonts w:hint="eastAsia"/>
-                <w:sz w:val="21"/>
-                <w:szCs w:val="21"/>
+                <w:sz w:val="18"/>
+                <w:szCs w:val="18"/>
               </w:rPr>
               <w:fldChar w:fldCharType="end"/>
             </w:r>
@@ -963,24 +999,24 @@
               <w:spacing w:line="440" w:lineRule="exact"/>
               <w:rPr>
                 <w:rFonts w:hint="eastAsia" w:ascii="宋体" w:hAnsi="宋体" w:cs="宋体"/>
-                <w:sz w:val="24"/>
-                <w:szCs w:val="24"/>
+                <w:sz w:val="18"/>
+                <w:szCs w:val="18"/>
                 <w:lang w:eastAsia="zh-CN"/>
               </w:rPr>
             </w:pPr>
             <w:r>
               <w:rPr>
                 <w:rFonts w:ascii="宋体" w:hAnsi="宋体" w:eastAsia="宋体" w:cs="宋体"/>
-                <w:sz w:val="24"/>
-                <w:szCs w:val="24"/>
+                <w:sz w:val="18"/>
+                <w:szCs w:val="18"/>
               </w:rPr>
               <w:t>OpenAI Codex Skills 官方文档</w:t>
             </w:r>
             <w:r>
               <w:rPr>
                 <w:rFonts w:hint="eastAsia" w:ascii="宋体" w:hAnsi="宋体" w:cs="宋体"/>
-                <w:sz w:val="24"/>
-                <w:szCs w:val="24"/>
+                <w:sz w:val="18"/>
+                <w:szCs w:val="18"/>
                 <w:lang w:eastAsia="zh-CN"/>
               </w:rPr>
               <w:t>：</w:t>
@@ -989,22 +1025,32 @@
           <w:p>
             <w:pPr>
               <w:spacing w:line="440" w:lineRule="exact"/>
-            </w:pPr>
-            <w:r>
-              <w:rPr>
-                <w:rFonts w:hint="eastAsia"/>
+              <w:rPr>
+                <w:sz w:val="18"/>
+                <w:szCs w:val="18"/>
+              </w:rPr>
+            </w:pPr>
+            <w:r>
+              <w:rPr>
+                <w:rFonts w:hint="eastAsia"/>
+                <w:sz w:val="18"/>
+                <w:szCs w:val="18"/>
               </w:rPr>
               <w:fldChar w:fldCharType="begin"/>
             </w:r>
             <w:r>
               <w:rPr>
                 <w:rFonts w:hint="eastAsia"/>
+                <w:sz w:val="18"/>
+                <w:szCs w:val="18"/>
               </w:rPr>
               <w:instrText xml:space="preserve"> HYPERLINK "https://developers.openai.com/codex/skills?utm_source=chatgpt.com" </w:instrText>
             </w:r>
             <w:r>
               <w:rPr>
                 <w:rFonts w:hint="eastAsia"/>
+                <w:sz w:val="18"/>
+                <w:szCs w:val="18"/>
               </w:rPr>
               <w:fldChar w:fldCharType="separate"/>
             </w:r>
@@ -1012,23 +1058,209 @@
               <w:rPr>
                 <w:rStyle w:val="8"/>
                 <w:rFonts w:hint="eastAsia"/>
+                <w:sz w:val="18"/>
+                <w:szCs w:val="18"/>
               </w:rPr>
               <w:t>https://developers.openai.com/codex/skills?utm_source=chatgpt.com</w:t>
             </w:r>
             <w:r>
               <w:rPr>
                 <w:rFonts w:hint="eastAsia"/>
+                <w:sz w:val="18"/>
+                <w:szCs w:val="18"/>
               </w:rPr>
               <w:fldChar w:fldCharType="end"/>
             </w:r>
           </w:p>
           <w:p>
             <w:pPr>
-              <w:spacing w:line="440" w:lineRule="exact"/>
-              <w:rPr>
-                <w:rFonts w:hint="eastAsia"/>
-              </w:rPr>
-            </w:pPr>
+              <w:pStyle w:val="2"/>
+              <w:keepNext w:val="0"/>
+              <w:keepLines w:val="0"/>
+              <w:widowControl/>
+              <w:suppressLineNumbers w:val="0"/>
+              <w:spacing w:before="60" w:beforeAutospacing="0" w:after="60" w:afterAutospacing="0"/>
+              <w:ind w:right="0"/>
+              <w:jc w:val="both"/>
+              <w:rPr>
+                <w:rFonts w:hint="eastAsia" w:ascii="宋体" w:hAnsi="宋体" w:eastAsia="宋体" w:cs="宋体"/>
+                <w:b w:val="0"/>
+                <w:bCs w:val="0"/>
+                <w:i w:val="0"/>
+                <w:iCs w:val="0"/>
+                <w:color w:val="333333"/>
+                <w:spacing w:val="0"/>
+                <w:w w:val="100"/>
+                <w:sz w:val="18"/>
+                <w:szCs w:val="18"/>
+                <w:vertAlign w:val="baseline"/>
+              </w:rPr>
+            </w:pPr>
+            <w:r>
+              <w:rPr>
+                <w:rFonts w:hint="eastAsia" w:ascii="宋体" w:hAnsi="宋体" w:eastAsia="宋体" w:cs="宋体"/>
+                <w:b w:val="0"/>
+                <w:bCs w:val="0"/>
+                <w:i w:val="0"/>
+                <w:iCs w:val="0"/>
+                <w:color w:val="333333"/>
+                <w:spacing w:val="0"/>
+                <w:w w:val="100"/>
+                <w:sz w:val="18"/>
+                <w:szCs w:val="18"/>
+                <w:vertAlign w:val="baseline"/>
+              </w:rPr>
+              <w:t>如何快速学习一个新Skill：</w:t>
+            </w:r>
+          </w:p>
+          <w:p>
+            <w:pPr>
+              <w:pStyle w:val="2"/>
+              <w:keepNext w:val="0"/>
+              <w:keepLines w:val="0"/>
+              <w:widowControl/>
+              <w:suppressLineNumbers w:val="0"/>
+              <w:spacing w:before="60" w:beforeAutospacing="0" w:after="60" w:afterAutospacing="0"/>
+              <w:ind w:right="0"/>
+              <w:jc w:val="both"/>
+              <w:rPr>
+                <w:rFonts w:hint="eastAsia"/>
+                <w:sz w:val="18"/>
+                <w:szCs w:val="18"/>
+              </w:rPr>
+            </w:pPr>
+            <w:r>
+              <w:rPr>
+                <w:rFonts w:hint="eastAsia"/>
+                <w:sz w:val="18"/>
+                <w:szCs w:val="18"/>
+              </w:rPr>
+              <w:fldChar w:fldCharType="begin"/>
+            </w:r>
+            <w:r>
+              <w:rPr>
+                <w:rFonts w:hint="eastAsia"/>
+                <w:sz w:val="18"/>
+                <w:szCs w:val="18"/>
+              </w:rPr>
+              <w:instrText xml:space="preserve"> HYPERLINK "https://www.anthropic.com/engineering/demystifying-evals-for-ai-agents" </w:instrText>
+            </w:r>
+            <w:r>
+              <w:rPr>
+                <w:rFonts w:hint="eastAsia"/>
+                <w:sz w:val="18"/>
+                <w:szCs w:val="18"/>
+              </w:rPr>
+              <w:fldChar w:fldCharType="separate"/>
+            </w:r>
+            <w:r>
+              <w:rPr>
+                <w:rStyle w:val="7"/>
+                <w:rFonts w:hint="eastAsia"/>
+                <w:sz w:val="18"/>
+                <w:szCs w:val="18"/>
+              </w:rPr>
+              <w:t>https://www.anthropic.com/engineering/demystifying-evals-for-ai-agents</w:t>
+            </w:r>
+            <w:r>
+              <w:rPr>
+                <w:rFonts w:hint="eastAsia"/>
+                <w:sz w:val="18"/>
+                <w:szCs w:val="18"/>
+              </w:rPr>
+              <w:fldChar w:fldCharType="end"/>
+            </w:r>
+          </w:p>
+          <w:p>
+            <w:pPr>
+              <w:pStyle w:val="2"/>
+              <w:keepNext w:val="0"/>
+              <w:keepLines w:val="0"/>
+              <w:widowControl/>
+              <w:suppressLineNumbers w:val="0"/>
+              <w:spacing w:before="60" w:beforeAutospacing="0" w:after="60" w:afterAutospacing="0"/>
+              <w:ind w:right="0"/>
+              <w:jc w:val="both"/>
+              <w:rPr>
+                <w:rFonts w:hint="eastAsia" w:ascii="宋体" w:hAnsi="宋体" w:eastAsia="宋体" w:cs="宋体"/>
+                <w:sz w:val="18"/>
+                <w:szCs w:val="18"/>
+              </w:rPr>
+            </w:pPr>
+            <w:r>
+              <w:rPr>
+                <w:rFonts w:hint="eastAsia" w:ascii="宋体" w:hAnsi="宋体" w:eastAsia="宋体" w:cs="宋体"/>
+                <w:b w:val="0"/>
+                <w:bCs w:val="0"/>
+                <w:i w:val="0"/>
+                <w:iCs w:val="0"/>
+                <w:color w:val="333333"/>
+                <w:spacing w:val="0"/>
+                <w:w w:val="100"/>
+                <w:sz w:val="18"/>
+                <w:szCs w:val="18"/>
+                <w:vertAlign w:val="baseline"/>
+              </w:rPr>
+              <w:t>测试用例的质量</w:t>
+            </w:r>
+          </w:p>
+          <w:p>
+            <w:pPr>
+              <w:pStyle w:val="2"/>
+              <w:keepNext w:val="0"/>
+              <w:keepLines w:val="0"/>
+              <w:widowControl/>
+              <w:suppressLineNumbers w:val="0"/>
+              <w:spacing w:before="60" w:beforeAutospacing="0" w:after="60" w:afterAutospacing="0"/>
+              <w:ind w:right="0"/>
+              <w:jc w:val="both"/>
+              <w:rPr>
+                <w:rFonts w:hint="eastAsia"/>
+                <w:sz w:val="18"/>
+                <w:szCs w:val="18"/>
+              </w:rPr>
+            </w:pPr>
+            <w:r>
+              <w:rPr>
+                <w:rFonts w:hint="eastAsia"/>
+                <w:sz w:val="18"/>
+                <w:szCs w:val="18"/>
+              </w:rPr>
+              <w:fldChar w:fldCharType="begin"/>
+            </w:r>
+            <w:r>
+              <w:rPr>
+                <w:rFonts w:hint="eastAsia"/>
+                <w:sz w:val="18"/>
+                <w:szCs w:val="18"/>
+              </w:rPr>
+              <w:instrText xml:space="preserve"> HYPERLINK "https://promptfoo.org.cn/docs/configuration/expected-outputs/model-graded/llm-rubric/" </w:instrText>
+            </w:r>
+            <w:r>
+              <w:rPr>
+                <w:rFonts w:hint="eastAsia"/>
+                <w:sz w:val="18"/>
+                <w:szCs w:val="18"/>
+              </w:rPr>
+              <w:fldChar w:fldCharType="separate"/>
+            </w:r>
+            <w:r>
+              <w:rPr>
+                <w:rStyle w:val="7"/>
+                <w:rFonts w:hint="eastAsia"/>
+                <w:sz w:val="18"/>
+                <w:szCs w:val="18"/>
+              </w:rPr>
+              <w:t>https://promptfoo.org.cn/docs/configuration/expected-outputs/model-graded/llm-rubric/</w:t>
+            </w:r>
+            <w:r>
+              <w:rPr>
+                <w:rFonts w:hint="eastAsia"/>
+                <w:sz w:val="18"/>
+                <w:szCs w:val="18"/>
+              </w:rPr>
+              <w:fldChar w:fldCharType="end"/>
+            </w:r>
           </w:p>
         </w:tc>
       </w:tr>
@@ -1059,10 +1291,16 @@
             <w:pPr>
               <w:spacing w:line="440" w:lineRule="exact"/>
               <w:jc w:val="center"/>
-            </w:pPr>
-            <w:r>
-              <w:rPr>
-                <w:rFonts w:hint="eastAsia"/>
+              <w:rPr>
+                <w:sz w:val="18"/>
+                <w:szCs w:val="18"/>
+              </w:rPr>
+            </w:pPr>
+            <w:r>
+              <w:rPr>
+                <w:rFonts w:hint="eastAsia"/>
+                <w:sz w:val="18"/>
+                <w:szCs w:val="18"/>
               </w:rPr>
               <w:t>制定的</w:t>
             </w:r>
@@ -1071,10 +1309,16 @@
             <w:pPr>
               <w:spacing w:line="440" w:lineRule="exact"/>
               <w:jc w:val="center"/>
-            </w:pPr>
-            <w:r>
-              <w:rPr>
-                <w:rFonts w:hint="eastAsia"/>
+              <w:rPr>
+                <w:sz w:val="18"/>
+                <w:szCs w:val="18"/>
+              </w:rPr>
+            </w:pPr>
+            <w:r>
+              <w:rPr>
+                <w:rFonts w:hint="eastAsia"/>
+                <w:sz w:val="18"/>
+                <w:szCs w:val="18"/>
               </w:rPr>
               <w:t>学习计划</w:t>
             </w:r>
@@ -1086,25 +1330,6 @@
             <w:gridSpan w:val="7"/>
             <w:vAlign w:val="center"/>
           </w:tcPr>
-          <w:p>
-            <w:pPr>
-              <w:spacing w:line="440" w:lineRule="exact"/>
-              <w:rPr>
-                <w:color w:val="0070C0"/>
-                <w:sz w:val="21"/>
-                <w:szCs w:val="21"/>
-              </w:rPr>
-            </w:pPr>
-            <w:r>
-              <w:rPr>
-                <w:rFonts w:hint="eastAsia"/>
-                <w:color w:val="0070C0"/>
-                <w:sz w:val="21"/>
-                <w:szCs w:val="21"/>
-              </w:rPr>
-              <w:t>（请描述你为这个项目所设计的学习计划，并在计划中指明哪些内容已学，哪些内容未学，建议在计划中加上时间节点）</w:t>
-            </w:r>
-          </w:p>
           <w:p>
             <w:pPr>
               <w:pStyle w:val="2"/>
@@ -1125,16 +1350,16 @@
               <w:spacing w:beforeAutospacing="0" w:afterAutospacing="0"/>
               <w:textAlignment w:val="auto"/>
               <w:rPr>
-                <w:sz w:val="21"/>
-                <w:szCs w:val="21"/>
-              </w:rPr>
-            </w:pPr>
-            <w:r>
-              <w:rPr>
-                <w:sz w:val="21"/>
-                <w:szCs w:val="21"/>
-              </w:rPr>
-              <w:t>学习计划：学习 SKILL 评估项目</w:t>
+                <w:sz w:val="18"/>
+                <w:szCs w:val="18"/>
+              </w:rPr>
+            </w:pPr>
+            <w:r>
+              <w:rPr>
+                <w:sz w:val="18"/>
+                <w:szCs w:val="18"/>
+              </w:rPr>
+              <w:t>学习计划：性能工程 Skill 评估专项</w:t>
             </w:r>
           </w:p>
           <w:p>
@@ -1157,16 +1382,135 @@
               <w:spacing w:beforeAutospacing="0" w:afterAutospacing="0"/>
               <w:textAlignment w:val="auto"/>
               <w:rPr>
-                <w:sz w:val="21"/>
-                <w:szCs w:val="21"/>
-              </w:rPr>
-            </w:pPr>
-            <w:r>
-              <w:rPr>
-                <w:sz w:val="21"/>
-                <w:szCs w:val="21"/>
-              </w:rPr>
-              <w:t>第 1 天：了解项目整体要求，明确本项目不是开发 Skill，而是为 db_report 和 tracingclaw_finance 两个 Skill 设计评估方案，重点学习 ideal_state、rubrics、testcases、meta-testcase 的含义。</w:t>
+                <w:sz w:val="18"/>
+                <w:szCs w:val="18"/>
+              </w:rPr>
+            </w:pPr>
+            <w:r>
+              <w:rPr>
+                <w:sz w:val="18"/>
+                <w:szCs w:val="18"/>
+              </w:rPr>
+              <w:t>第 1 天：理解项目整体要求</w:t>
+            </w:r>
+            <w:r>
+              <w:rPr>
+                <w:sz w:val="18"/>
+                <w:szCs w:val="18"/>
+              </w:rPr>
+              <w:br w:type="textWrapping"/>
+            </w:r>
+            <w:r>
+              <w:rPr>
+                <w:sz w:val="18"/>
+                <w:szCs w:val="18"/>
+              </w:rPr>
+              <w:t xml:space="preserve">学习本项目的任务目标，明确本项目不是直接开发 Skill，而是围绕 </w:t>
+            </w:r>
+            <w:r>
+              <w:rPr>
+                <w:rStyle w:val="9"/>
+                <w:sz w:val="18"/>
+                <w:szCs w:val="18"/>
+              </w:rPr>
+              <w:t>db_report</w:t>
+            </w:r>
+            <w:r>
+              <w:rPr>
+                <w:sz w:val="18"/>
+                <w:szCs w:val="18"/>
+              </w:rPr>
+              <w:t xml:space="preserve"> 和 </w:t>
+            </w:r>
+            <w:r>
+              <w:rPr>
+                <w:rStyle w:val="9"/>
+                <w:sz w:val="18"/>
+                <w:szCs w:val="18"/>
+              </w:rPr>
+              <w:t>tracingclaw_finance</w:t>
+            </w:r>
+            <w:r>
+              <w:rPr>
+                <w:sz w:val="18"/>
+                <w:szCs w:val="18"/>
+              </w:rPr>
+              <w:t xml:space="preserve"> 两个 Skill 设计评估方案。重点理解 </w:t>
+            </w:r>
+            <w:r>
+              <w:rPr>
+                <w:rStyle w:val="9"/>
+                <w:sz w:val="18"/>
+                <w:szCs w:val="18"/>
+              </w:rPr>
+              <w:t>ideal_state</w:t>
+            </w:r>
+            <w:r>
+              <w:rPr>
+                <w:sz w:val="18"/>
+                <w:szCs w:val="18"/>
+              </w:rPr>
+              <w:t>、</w:t>
+            </w:r>
+            <w:r>
+              <w:rPr>
+                <w:rStyle w:val="9"/>
+                <w:sz w:val="18"/>
+                <w:szCs w:val="18"/>
+              </w:rPr>
+              <w:t>logic_chain</w:t>
+            </w:r>
+            <w:r>
+              <w:rPr>
+                <w:sz w:val="18"/>
+                <w:szCs w:val="18"/>
+              </w:rPr>
+              <w:t>、</w:t>
+            </w:r>
+            <w:r>
+              <w:rPr>
+                <w:rStyle w:val="9"/>
+                <w:sz w:val="18"/>
+                <w:szCs w:val="18"/>
+              </w:rPr>
+              <w:t>rubrics</w:t>
+            </w:r>
+            <w:r>
+              <w:rPr>
+                <w:sz w:val="18"/>
+                <w:szCs w:val="18"/>
+              </w:rPr>
+              <w:t>、</w:t>
+            </w:r>
+            <w:r>
+              <w:rPr>
+                <w:rStyle w:val="9"/>
+                <w:sz w:val="18"/>
+                <w:szCs w:val="18"/>
+              </w:rPr>
+              <w:t>testcases</w:t>
+            </w:r>
+            <w:r>
+              <w:rPr>
+                <w:sz w:val="18"/>
+                <w:szCs w:val="18"/>
+              </w:rPr>
+              <w:t>、</w:t>
+            </w:r>
+            <w:r>
+              <w:rPr>
+                <w:rStyle w:val="9"/>
+                <w:sz w:val="18"/>
+                <w:szCs w:val="18"/>
+              </w:rPr>
+              <w:t>meta-testcase</w:t>
+            </w:r>
+            <w:r>
+              <w:rPr>
+                <w:sz w:val="18"/>
+                <w:szCs w:val="18"/>
+              </w:rPr>
+              <w:t xml:space="preserve"> 的作用，以及测试用例需要覆盖正常路径、失败路径、边界条件和红线行为。</w:t>
             </w:r>
           </w:p>
           <w:p>
@@ -1189,16 +1533,30 @@
               <w:spacing w:beforeAutospacing="0" w:afterAutospacing="0"/>
               <w:textAlignment w:val="auto"/>
               <w:rPr>
-                <w:sz w:val="21"/>
-                <w:szCs w:val="21"/>
-              </w:rPr>
-            </w:pPr>
-            <w:r>
-              <w:rPr>
-                <w:sz w:val="21"/>
-                <w:szCs w:val="21"/>
-              </w:rPr>
-              <w:t>第 2 天：学习 db_report Skill，了解数据库性能报告生成流程，重点掌握本地数据源使用、single/comparison/iteration/custom 四类报告、TPS/QPS/P95/P99 等性能指标，以及缺数据时不能编造报告的规则。</w:t>
+                <w:sz w:val="18"/>
+                <w:szCs w:val="18"/>
+              </w:rPr>
+            </w:pPr>
+            <w:r>
+              <w:rPr>
+                <w:sz w:val="18"/>
+                <w:szCs w:val="18"/>
+              </w:rPr>
+              <w:t>第 2 天：学习 db_report Skill 的业务链路</w:t>
+            </w:r>
+            <w:r>
+              <w:rPr>
+                <w:sz w:val="18"/>
+                <w:szCs w:val="18"/>
+              </w:rPr>
+              <w:br w:type="textWrapping"/>
+            </w:r>
+            <w:r>
+              <w:rPr>
+                <w:sz w:val="18"/>
+                <w:szCs w:val="18"/>
+              </w:rPr>
+              <w:t>阅读 db_report 相关材料，理解数据库性能报告生成流程，重点学习 single、comparison、iteration、custom 等报告类型，以及 TPS、QPS、P95、P99、响应时间、吞吐量、错误率等性能指标。重点关注缺少数据、字段不完整、数据源不可读、内部接口越权调用和编造性能指标等失败场景。</w:t>
             </w:r>
           </w:p>
           <w:p>
@@ -1221,16 +1579,30 @@
               <w:spacing w:beforeAutospacing="0" w:afterAutospacing="0"/>
               <w:textAlignment w:val="auto"/>
               <w:rPr>
-                <w:sz w:val="21"/>
-                <w:szCs w:val="21"/>
-              </w:rPr>
-            </w:pPr>
-            <w:r>
-              <w:rPr>
-                <w:sz w:val="21"/>
-                <w:szCs w:val="21"/>
-              </w:rPr>
-              <w:t>第 3 天：完成 db_report 的初步评估设计，整理它的理想状态、评分标准和测试用例，重点覆盖正常报告生成、对比报告、迭代报告、缺数据拒绝、字段缺失、禁止调用内部接口等场景。</w:t>
+                <w:sz w:val="18"/>
+                <w:szCs w:val="18"/>
+              </w:rPr>
+            </w:pPr>
+            <w:r>
+              <w:rPr>
+                <w:sz w:val="18"/>
+                <w:szCs w:val="18"/>
+              </w:rPr>
+              <w:t>第 3 天：完成 db_report 的评估方案设计</w:t>
+            </w:r>
+            <w:r>
+              <w:rPr>
+                <w:sz w:val="18"/>
+                <w:szCs w:val="18"/>
+              </w:rPr>
+              <w:br w:type="textWrapping"/>
+            </w:r>
+            <w:r>
+              <w:rPr>
+                <w:sz w:val="18"/>
+                <w:szCs w:val="18"/>
+              </w:rPr>
+              <w:t>围绕 db_report 设计理想状态、评分标准和测试用例，覆盖正常报告生成、对比报告、迭代报告、缺数据拒绝、字段缺失、最小交付物检查、数据质量门控和红线行为。通过这一阶段学习如何把 Skill 的执行流程转化为可判定的 testcase。</w:t>
             </w:r>
           </w:p>
           <w:p>
@@ -1253,16 +1625,30 @@
               <w:spacing w:beforeAutospacing="0" w:afterAutospacing="0"/>
               <w:textAlignment w:val="auto"/>
               <w:rPr>
-                <w:sz w:val="21"/>
-                <w:szCs w:val="21"/>
-              </w:rPr>
-            </w:pPr>
-            <w:r>
-              <w:rPr>
-                <w:sz w:val="21"/>
-                <w:szCs w:val="21"/>
-              </w:rPr>
-              <w:t>第 4 天：学习 tracingclaw_finance Skill，结合之前 AFC 项目经验，理解金融事实核查流程，包括问题拆解、证据检索、工具选择、0/1/2 评分和修正答案生成。</w:t>
+                <w:sz w:val="18"/>
+                <w:szCs w:val="18"/>
+              </w:rPr>
+            </w:pPr>
+            <w:r>
+              <w:rPr>
+                <w:sz w:val="18"/>
+                <w:szCs w:val="18"/>
+              </w:rPr>
+              <w:t>第 4 天：学习 tracingclaw_finance Skill 的金融事实核查流程</w:t>
+            </w:r>
+            <w:r>
+              <w:rPr>
+                <w:sz w:val="18"/>
+                <w:szCs w:val="18"/>
+              </w:rPr>
+              <w:br w:type="textWrapping"/>
+            </w:r>
+            <w:r>
+              <w:rPr>
+                <w:sz w:val="18"/>
+                <w:szCs w:val="18"/>
+              </w:rPr>
+              <w:t>结合此前 AFC 自动事实核查项目经验，学习 tracingclaw_finance 的核查链路，包括输入识别、候选回答识别、核验点拆解、主需/次需区分、证据获取、0/1/2 真实性评分和修正参考答案生成。重点理解金融事实核查与普通事实核查的区别。</w:t>
             </w:r>
           </w:p>
           <w:p>
@@ -1285,16 +1671,90 @@
               <w:spacing w:beforeAutospacing="0" w:afterAutospacing="0"/>
               <w:textAlignment w:val="auto"/>
               <w:rPr>
-                <w:sz w:val="21"/>
-                <w:szCs w:val="21"/>
-              </w:rPr>
-            </w:pPr>
-            <w:r>
-              <w:rPr>
-                <w:sz w:val="21"/>
-                <w:szCs w:val="21"/>
-              </w:rPr>
-              <w:t>第 5 天：学习 westock-data 和 mx-finance-search 的分工，掌握财报、行情、资金、技术指标应优先使用 westock-data，公告、新闻、研报、政策信息应使用 mx-finance-search。</w:t>
+                <w:sz w:val="18"/>
+                <w:szCs w:val="18"/>
+              </w:rPr>
+            </w:pPr>
+            <w:r>
+              <w:rPr>
+                <w:sz w:val="18"/>
+                <w:szCs w:val="18"/>
+              </w:rPr>
+              <w:t>第 5 天：学习金融数据源路由与口径校验</w:t>
+            </w:r>
+            <w:r>
+              <w:rPr>
+                <w:sz w:val="18"/>
+                <w:szCs w:val="18"/>
+              </w:rPr>
+              <w:br w:type="textWrapping"/>
+            </w:r>
+            <w:r>
+              <w:rPr>
+                <w:sz w:val="18"/>
+                <w:szCs w:val="18"/>
+              </w:rPr>
+              <w:t xml:space="preserve">学习 </w:t>
+            </w:r>
+            <w:r>
+              <w:rPr>
+                <w:rStyle w:val="9"/>
+                <w:sz w:val="18"/>
+                <w:szCs w:val="18"/>
+              </w:rPr>
+              <w:t>westock-data</w:t>
+            </w:r>
+            <w:r>
+              <w:rPr>
+                <w:sz w:val="18"/>
+                <w:szCs w:val="18"/>
+              </w:rPr>
+              <w:t xml:space="preserve"> 与 </w:t>
+            </w:r>
+            <w:r>
+              <w:rPr>
+                <w:rStyle w:val="9"/>
+                <w:sz w:val="18"/>
+                <w:szCs w:val="18"/>
+              </w:rPr>
+              <w:t>mx-finance-search</w:t>
+            </w:r>
+            <w:r>
+              <w:rPr>
+                <w:sz w:val="18"/>
+                <w:szCs w:val="18"/>
+              </w:rPr>
+              <w:t xml:space="preserve"> 的分工：财报、行情、公司信息等结构化金融事实优先使用 </w:t>
+            </w:r>
+            <w:r>
+              <w:rPr>
+                <w:rStyle w:val="9"/>
+                <w:sz w:val="18"/>
+                <w:szCs w:val="18"/>
+              </w:rPr>
+              <w:t>westock-data</w:t>
+            </w:r>
+            <w:r>
+              <w:rPr>
+                <w:sz w:val="18"/>
+                <w:szCs w:val="18"/>
+              </w:rPr>
+              <w:t xml:space="preserve">；公告、新闻、研报、政策和事件背景优先使用 </w:t>
+            </w:r>
+            <w:r>
+              <w:rPr>
+                <w:rStyle w:val="9"/>
+                <w:sz w:val="18"/>
+                <w:szCs w:val="18"/>
+              </w:rPr>
+              <w:t>mx-finance-search</w:t>
+            </w:r>
+            <w:r>
+              <w:rPr>
+                <w:sz w:val="18"/>
+                <w:szCs w:val="18"/>
+              </w:rPr>
+              <w:t>。同时重点学习市场、时间、币种、单位、财年/自然年、单季/累计、同比/环比、实时/延时等金融口径问题。</w:t>
             </w:r>
           </w:p>
           <w:p>
@@ -1317,16 +1777,150 @@
               <w:spacing w:beforeAutospacing="0" w:afterAutospacing="0"/>
               <w:textAlignment w:val="auto"/>
               <w:rPr>
-                <w:sz w:val="21"/>
-                <w:szCs w:val="21"/>
-              </w:rPr>
-            </w:pPr>
-            <w:r>
-              <w:rPr>
-                <w:sz w:val="21"/>
-                <w:szCs w:val="21"/>
-              </w:rPr>
-              <w:t>第 6 天：完成 tracingclaw_finance 的初步评估设计，重点覆盖财报数字错误、行情涨跌幅、公告核查、研报观点、市场/代码歧义、币种混淆、财年口径混淆、数据不足不编造等场景。</w:t>
+                <w:sz w:val="18"/>
+                <w:szCs w:val="18"/>
+              </w:rPr>
+            </w:pPr>
+            <w:r>
+              <w:rPr>
+                <w:sz w:val="18"/>
+                <w:szCs w:val="18"/>
+              </w:rPr>
+              <w:t>第 6 天：完成 tracingclaw_finance 的评估方案设计</w:t>
+            </w:r>
+            <w:r>
+              <w:rPr>
+                <w:sz w:val="18"/>
+                <w:szCs w:val="18"/>
+              </w:rPr>
+              <w:br w:type="textWrapping"/>
+            </w:r>
+            <w:r>
+              <w:rPr>
+                <w:sz w:val="18"/>
+                <w:szCs w:val="18"/>
+              </w:rPr>
+              <w:t xml:space="preserve">完成 tracingclaw_finance 的 </w:t>
+            </w:r>
+            <w:r>
+              <w:rPr>
+                <w:rStyle w:val="9"/>
+                <w:sz w:val="18"/>
+                <w:szCs w:val="18"/>
+              </w:rPr>
+              <w:t>ideal_state</w:t>
+            </w:r>
+            <w:r>
+              <w:rPr>
+                <w:sz w:val="18"/>
+                <w:szCs w:val="18"/>
+              </w:rPr>
+              <w:t>、</w:t>
+            </w:r>
+            <w:r>
+              <w:rPr>
+                <w:rStyle w:val="9"/>
+                <w:sz w:val="18"/>
+                <w:szCs w:val="18"/>
+              </w:rPr>
+              <w:t>logic_chain</w:t>
+            </w:r>
+            <w:r>
+              <w:rPr>
+                <w:sz w:val="18"/>
+                <w:szCs w:val="18"/>
+              </w:rPr>
+              <w:t>、</w:t>
+            </w:r>
+            <w:r>
+              <w:rPr>
+                <w:rStyle w:val="9"/>
+                <w:sz w:val="18"/>
+                <w:szCs w:val="18"/>
+              </w:rPr>
+              <w:t>rubrics.yaml</w:t>
+            </w:r>
+            <w:r>
+              <w:rPr>
+                <w:sz w:val="18"/>
+                <w:szCs w:val="18"/>
+              </w:rPr>
+              <w:t>、</w:t>
+            </w:r>
+            <w:r>
+              <w:rPr>
+                <w:rStyle w:val="9"/>
+                <w:sz w:val="18"/>
+                <w:szCs w:val="18"/>
+              </w:rPr>
+              <w:t>testcases.yaml</w:t>
+            </w:r>
+            <w:r>
+              <w:rPr>
+                <w:sz w:val="18"/>
+                <w:szCs w:val="18"/>
+              </w:rPr>
+              <w:t>、</w:t>
+            </w:r>
+            <w:r>
+              <w:rPr>
+                <w:rStyle w:val="9"/>
+                <w:sz w:val="18"/>
+                <w:szCs w:val="18"/>
+              </w:rPr>
+              <w:t>meta_testcases.md</w:t>
+            </w:r>
+            <w:r>
+              <w:rPr>
+                <w:sz w:val="18"/>
+                <w:szCs w:val="18"/>
+              </w:rPr>
+              <w:t xml:space="preserve"> 和 </w:t>
+            </w:r>
+            <w:r>
+              <w:rPr>
+                <w:rStyle w:val="9"/>
+                <w:sz w:val="18"/>
+                <w:szCs w:val="18"/>
+              </w:rPr>
+              <w:t>README.md</w:t>
+            </w:r>
+            <w:r>
+              <w:rPr>
+                <w:sz w:val="18"/>
+                <w:szCs w:val="18"/>
+              </w:rPr>
+              <w:t>。测试用例覆盖财报数字核查、行情涨跌幅核查、公告与研报观点交叉验证、市场/时间/币种混用、数据不足禁止编造、</w:t>
+            </w:r>
+            <w:r>
+              <w:rPr>
+                <w:rStyle w:val="9"/>
+                <w:sz w:val="18"/>
+                <w:szCs w:val="18"/>
+              </w:rPr>
+              <w:t>EM_API_KEY</w:t>
+            </w:r>
+            <w:r>
+              <w:rPr>
+                <w:sz w:val="18"/>
+                <w:szCs w:val="18"/>
+              </w:rPr>
+              <w:t xml:space="preserve"> 缺失、</w:t>
+            </w:r>
+            <w:r>
+              <w:rPr>
+                <w:rStyle w:val="9"/>
+                <w:sz w:val="18"/>
+                <w:szCs w:val="18"/>
+              </w:rPr>
+              <w:t>westock-data</w:t>
+            </w:r>
+            <w:r>
+              <w:rPr>
+                <w:sz w:val="18"/>
+                <w:szCs w:val="18"/>
+              </w:rPr>
+              <w:t xml:space="preserve"> 不可用、评分边界和投资建议边界等场景。</w:t>
             </w:r>
           </w:p>
           <w:p>
@@ -1349,58 +1943,56 @@
               <w:spacing w:beforeAutospacing="0" w:afterAutospacing="0"/>
               <w:textAlignment w:val="auto"/>
               <w:rPr>
-                <w:sz w:val="21"/>
-                <w:szCs w:val="21"/>
-              </w:rPr>
-            </w:pPr>
-            <w:r>
-              <w:rPr>
-                <w:sz w:val="21"/>
-                <w:szCs w:val="21"/>
-              </w:rPr>
-              <w:t>第 7 天：统一整理两个 Skill 的 YAML 评估文件，补充 meta-testcase 和覆盖矩阵，检查测试用例是否覆盖正常路径、失败路径、边界条件和红线违规，最后打包提交。</w:t>
-            </w:r>
-          </w:p>
-          <w:p>
-            <w:pPr>
-              <w:pStyle w:val="2"/>
-              <w:keepNext w:val="0"/>
-              <w:keepLines w:val="0"/>
-              <w:pageBreakBefore w:val="0"/>
-              <w:widowControl/>
-              <w:suppressLineNumbers w:val="0"/>
-              <w:kinsoku/>
-              <w:wordWrap/>
-              <w:overflowPunct/>
-              <w:topLinePunct w:val="0"/>
-              <w:autoSpaceDE/>
-              <w:autoSpaceDN/>
-              <w:bidi w:val="0"/>
-              <w:adjustRightInd/>
-              <w:snapToGrid/>
-              <w:spacing w:beforeAutospacing="0" w:afterAutospacing="0"/>
-              <w:textAlignment w:val="auto"/>
-              <w:rPr>
-                <w:sz w:val="21"/>
-                <w:szCs w:val="21"/>
-              </w:rPr>
-            </w:pPr>
-            <w:r>
-              <w:rPr>
-                <w:sz w:val="21"/>
-                <w:szCs w:val="21"/>
-              </w:rPr>
-              <w:t>目前已初步了解项目目标、两个 Skill 的基本作用、数据源要求以及 AFC 项目经验对金融核查的帮助；后续还需要继续细化 YAML 格式、评分规则和具体测试用例。</w:t>
-            </w:r>
-          </w:p>
-          <w:p>
-            <w:pPr>
-              <w:spacing w:line="440" w:lineRule="exact"/>
-              <w:rPr>
                 <w:rFonts w:hint="default" w:eastAsia="宋体"/>
+                <w:sz w:val="18"/>
+                <w:szCs w:val="18"/>
                 <w:lang w:val="en-US" w:eastAsia="zh-CN"/>
               </w:rPr>
             </w:pPr>
+            <w:r>
+              <w:rPr>
+                <w:sz w:val="18"/>
+                <w:szCs w:val="18"/>
+              </w:rPr>
+              <w:t>第 7 天：统一整理提交材料并进行自测准备</w:t>
+            </w:r>
+            <w:r>
+              <w:rPr>
+                <w:sz w:val="18"/>
+                <w:szCs w:val="18"/>
+              </w:rPr>
+              <w:br w:type="textWrapping"/>
+            </w:r>
+            <w:r>
+              <w:rPr>
+                <w:sz w:val="18"/>
+                <w:szCs w:val="18"/>
+              </w:rPr>
+              <w:t>对两个 Skill 的提交文件进行统一整理，检查 YAML 语法、字段完整性、Rubrics 权重、coverage 覆盖、meta-testcase 自检规则和 README 说明。根据学长建议，准备用 Codex 作为自测执行 Agent，生成 HTML 格式测试报告，用于验证 testcase 是否可执行、可判定，并区分静态质量检查、过程逻辑检查和依赖环境未满足等情况。</w:t>
+            </w:r>
+            <w:r>
+              <w:rPr>
+                <w:sz w:val="18"/>
+                <w:szCs w:val="18"/>
+              </w:rPr>
+              <w:br w:type="textWrapping"/>
+            </w:r>
+            <w:r>
+              <w:rPr>
+                <w:sz w:val="18"/>
+                <w:szCs w:val="18"/>
+              </w:rPr>
+              <w:t>目前已经完成两个 Skill 的主要评估方案设计，掌握了从 Skill 说明到理想态、评分标准、测试用例、元测试和提交说明的完整设计流程。基于 Codex 进行自测执行，生成 HTML 测试报告</w:t>
+            </w:r>
+            <w:r>
+              <w:rPr>
+                <w:rFonts w:hint="eastAsia"/>
+                <w:sz w:val="18"/>
+                <w:szCs w:val="18"/>
+                <w:lang w:eastAsia="zh-CN"/>
+              </w:rPr>
+              <w:t>。</w:t>
+            </w:r>
           </w:p>
         </w:tc>
       </w:tr>
@@ -1432,19 +2024,10 @@
               <w:spacing w:line="440" w:lineRule="exact"/>
               <w:rPr>
                 <w:color w:val="0070C0"/>
-                <w:sz w:val="21"/>
-                <w:szCs w:val="21"/>
-              </w:rPr>
-            </w:pPr>
-            <w:r>
-              <w:rPr>
-                <w:rFonts w:hint="eastAsia"/>
-                <w:color w:val="0070C0"/>
-                <w:sz w:val="21"/>
-                <w:szCs w:val="21"/>
-              </w:rPr>
-              <w:t>建议按照“空雨伞”格式描述问题（可自行搜索什么是空雨伞格式）</w:t>
-            </w:r>
+                <w:sz w:val="18"/>
+                <w:szCs w:val="18"/>
+              </w:rPr>
+            </w:pPr>
           </w:p>
         </w:tc>
       </w:tr>
@@ -1478,10 +2061,16 @@
             <w:pPr>
               <w:spacing w:line="440" w:lineRule="exact"/>
               <w:jc w:val="center"/>
-            </w:pPr>
-            <w:r>
-              <w:rPr>
-                <w:rFonts w:hint="eastAsia"/>
+              <w:rPr>
+                <w:sz w:val="18"/>
+                <w:szCs w:val="18"/>
+              </w:rPr>
+            </w:pPr>
+            <w:r>
+              <w:rPr>
+                <w:rFonts w:hint="eastAsia"/>
+                <w:sz w:val="18"/>
+                <w:szCs w:val="18"/>
               </w:rPr>
               <w:t>学习心得</w:t>
             </w:r>
@@ -1490,35 +2079,10 @@
             <w:pPr>
               <w:spacing w:line="440" w:lineRule="exact"/>
               <w:rPr>
-                <w:sz w:val="21"/>
-                <w:szCs w:val="21"/>
-              </w:rPr>
-            </w:pPr>
-            <w:r>
-              <w:rPr>
-                <w:color w:val="0070C0"/>
-                <w:sz w:val="21"/>
-                <w:szCs w:val="21"/>
-              </w:rPr>
-              <w:t>(</w:t>
-            </w:r>
-            <w:r>
-              <w:rPr>
-                <w:rFonts w:hint="eastAsia"/>
-                <w:color w:val="0070C0"/>
-                <w:sz w:val="21"/>
-                <w:szCs w:val="21"/>
-              </w:rPr>
-              <w:t>必填，至少填1个，可根据实际学习情况增减问题列表</w:t>
-            </w:r>
-            <w:r>
-              <w:rPr>
-                <w:color w:val="0070C0"/>
-                <w:sz w:val="21"/>
-                <w:szCs w:val="21"/>
-              </w:rPr>
-              <w:t>)</w:t>
-            </w:r>
+                <w:sz w:val="18"/>
+                <w:szCs w:val="18"/>
+              </w:rPr>
+            </w:pPr>
           </w:p>
         </w:tc>
         <w:tc>
@@ -1535,13 +2099,15 @@
             <w:pPr>
               <w:spacing w:line="440" w:lineRule="exact"/>
               <w:rPr>
-                <w:sz w:val="21"/>
-                <w:szCs w:val="21"/>
-              </w:rPr>
-            </w:pPr>
-            <w:r>
-              <w:rPr>
-                <w:rFonts w:hint="eastAsia"/>
+                <w:sz w:val="18"/>
+                <w:szCs w:val="18"/>
+              </w:rPr>
+            </w:pPr>
+            <w:r>
+              <w:rPr>
+                <w:rFonts w:hint="eastAsia"/>
+                <w:sz w:val="18"/>
+                <w:szCs w:val="18"/>
               </w:rPr>
               <w:t>1</w:t>
             </w:r>
@@ -1560,13 +2126,15 @@
             <w:pPr>
               <w:spacing w:line="440" w:lineRule="exact"/>
               <w:rPr>
-                <w:sz w:val="21"/>
-                <w:szCs w:val="21"/>
-              </w:rPr>
-            </w:pPr>
-            <w:r>
-              <w:rPr>
-                <w:rFonts w:hint="eastAsia"/>
+                <w:sz w:val="18"/>
+                <w:szCs w:val="18"/>
+              </w:rPr>
+            </w:pPr>
+            <w:r>
+              <w:rPr>
+                <w:rFonts w:hint="eastAsia"/>
+                <w:sz w:val="18"/>
+                <w:szCs w:val="18"/>
               </w:rPr>
               <w:t>在做题过程中遇到的问题</w:t>
             </w:r>
@@ -1588,94 +2156,19 @@
               <w:widowControl/>
               <w:suppressLineNumbers w:val="0"/>
               <w:rPr>
-                <w:sz w:val="21"/>
-                <w:szCs w:val="21"/>
-              </w:rPr>
-            </w:pPr>
-            <w:r>
-              <w:rPr>
-                <w:sz w:val="21"/>
-                <w:szCs w:val="21"/>
-              </w:rPr>
-              <w:t xml:space="preserve">意图解析规范.md ，只有“输入含本地文件路径，且文件存在”才判成 </w:t>
-            </w:r>
-            <w:r>
-              <w:rPr>
-                <w:rStyle w:val="9"/>
-                <w:sz w:val="21"/>
-                <w:szCs w:val="21"/>
-              </w:rPr>
-              <w:t>local_file</w:t>
-            </w:r>
-            <w:r>
-              <w:rPr>
-                <w:sz w:val="21"/>
-                <w:szCs w:val="21"/>
-              </w:rPr>
-              <w:t>。</w:t>
-            </w:r>
-          </w:p>
-          <w:p>
-            <w:pPr>
-              <w:keepNext w:val="0"/>
-              <w:keepLines w:val="0"/>
-              <w:widowControl/>
-              <w:suppressLineNumbers w:val="0"/>
-              <w:rPr>
-                <w:sz w:val="21"/>
-                <w:szCs w:val="21"/>
-              </w:rPr>
-            </w:pPr>
-            <w:r>
-              <w:rPr>
-                <w:sz w:val="21"/>
-                <w:szCs w:val="21"/>
-              </w:rPr>
-              <w:t xml:space="preserve">数据源接入规范.md只明确定义了 </w:t>
-            </w:r>
-            <w:r>
-              <w:rPr>
-                <w:rStyle w:val="9"/>
-                <w:sz w:val="21"/>
-                <w:szCs w:val="21"/>
-              </w:rPr>
-              <w:t>E2001 = 本地文件不存在</w:t>
-            </w:r>
-            <w:r>
-              <w:rPr>
-                <w:sz w:val="21"/>
-                <w:szCs w:val="21"/>
-              </w:rPr>
-              <w:t>。</w:t>
-            </w:r>
-          </w:p>
-          <w:p>
-            <w:pPr>
-              <w:keepNext w:val="0"/>
-              <w:keepLines w:val="0"/>
-              <w:widowControl/>
-              <w:suppressLineNumbers w:val="0"/>
-              <w:rPr>
                 <w:rFonts w:hint="eastAsia" w:eastAsia="宋体"/>
+                <w:sz w:val="18"/>
+                <w:szCs w:val="18"/>
                 <w:lang w:eastAsia="zh-CN"/>
               </w:rPr>
             </w:pPr>
             <w:r>
               <w:rPr>
                 <w:rFonts w:ascii="宋体" w:hAnsi="宋体" w:eastAsia="宋体" w:cs="宋体"/>
-                <w:sz w:val="21"/>
-                <w:szCs w:val="21"/>
-              </w:rPr>
-              <w:t>那既然只有文件存在才会有local_file且通过门控1，怎么还会出现本地文件不存在</w:t>
-            </w:r>
-            <w:r>
-              <w:rPr>
-                <w:rFonts w:hint="eastAsia" w:ascii="宋体" w:hAnsi="宋体" w:cs="宋体"/>
-                <w:sz w:val="21"/>
-                <w:szCs w:val="21"/>
-                <w:lang w:eastAsia="zh-CN"/>
-              </w:rPr>
-              <w:t>？</w:t>
+                <w:sz w:val="18"/>
+                <w:szCs w:val="18"/>
+              </w:rPr>
+              <w:t>在设计 db_report 的 testcase 时，我一开始倾向于把每一个小能力都单独写成一条用例，例如 AND 条件解析、OR 条件解析、三格式交付、L1/L2/L3 洞察等都分别拆开。但是这样会导致用例数量变多，同时前几条用例主要集中在输入解析和数据接入阶段，对性能分析、图表生成、报告交付这些后续阶段覆盖不够。</w:t>
             </w:r>
           </w:p>
         </w:tc>
@@ -1706,6 +2199,10 @@
           <w:p>
             <w:pPr>
               <w:spacing w:line="440" w:lineRule="exact"/>
+              <w:rPr>
+                <w:sz w:val="18"/>
+                <w:szCs w:val="18"/>
+              </w:rPr>
             </w:pPr>
           </w:p>
         </w:tc>
@@ -1719,6 +2216,10 @@
           <w:p>
             <w:pPr>
               <w:spacing w:line="440" w:lineRule="exact"/>
+              <w:rPr>
+                <w:sz w:val="18"/>
+                <w:szCs w:val="18"/>
+              </w:rPr>
             </w:pPr>
           </w:p>
         </w:tc>
@@ -1731,10 +2232,16 @@
           <w:p>
             <w:pPr>
               <w:spacing w:line="440" w:lineRule="exact"/>
-            </w:pPr>
-            <w:r>
-              <w:rPr>
-                <w:rFonts w:hint="eastAsia"/>
+              <w:rPr>
+                <w:sz w:val="18"/>
+                <w:szCs w:val="18"/>
+              </w:rPr>
+            </w:pPr>
+            <w:r>
+              <w:rPr>
+                <w:rFonts w:hint="eastAsia"/>
+                <w:sz w:val="18"/>
+                <w:szCs w:val="18"/>
               </w:rPr>
               <w:t>自己对问题的理解或预判</w:t>
             </w:r>
@@ -1748,84 +2255,31 @@
           </w:tcPr>
           <w:p>
             <w:pPr>
-              <w:keepNext w:val="0"/>
-              <w:keepLines w:val="0"/>
-              <w:widowControl/>
-              <w:suppressLineNumbers w:val="0"/>
-              <w:rPr>
-                <w:b w:val="0"/>
-                <w:bCs/>
-                <w:sz w:val="21"/>
-                <w:szCs w:val="21"/>
-              </w:rPr>
-            </w:pPr>
+              <w:spacing w:line="440" w:lineRule="exact"/>
+              <w:rPr>
+                <w:rFonts w:hint="default" w:eastAsia="宋体"/>
+                <w:sz w:val="18"/>
+                <w:szCs w:val="18"/>
+                <w:lang w:val="en-US" w:eastAsia="zh-CN"/>
+              </w:rPr>
+            </w:pPr>
+            <w:r>
+              <w:rPr>
+                <w:rFonts w:ascii="宋体" w:hAnsi="宋体" w:eastAsia="宋体" w:cs="宋体"/>
+                <w:sz w:val="18"/>
+                <w:szCs w:val="18"/>
+              </w:rPr>
+              <w:t>我的理解是，测试用例不是越多越好，而是要看每条用例能不能覆盖更多关键链路。项目要求我们设计测试用例并验证 Skill 的整体交付能力；如果用例过碎，就会出现“数量多但覆盖低”的问题；应该优先设计复合型用例，让一条正常路径用例尽量覆盖</w:t>
+            </w:r>
             <w:r>
               <w:rPr>
                 <w:rFonts w:hint="eastAsia" w:ascii="宋体" w:hAnsi="宋体" w:cs="宋体"/>
-                <w:sz w:val="21"/>
-                <w:szCs w:val="21"/>
+                <w:sz w:val="18"/>
+                <w:szCs w:val="18"/>
                 <w:lang w:val="en-US" w:eastAsia="zh-CN"/>
               </w:rPr>
-              <w:t>可能</w:t>
-            </w:r>
-            <w:r>
-              <w:rPr>
-                <w:rFonts w:ascii="宋体" w:hAnsi="宋体" w:eastAsia="宋体" w:cs="宋体"/>
-                <w:sz w:val="21"/>
-                <w:szCs w:val="21"/>
-              </w:rPr>
-              <w:t>说意图解析，也就是门控一，是没有读取文件这一项目的是吧，就是只看用户有无路径，有无粘贴json？然后具体的读取环节是在第二阶段</w:t>
-            </w:r>
-            <w:r>
-              <w:rPr>
-                <w:rFonts w:hint="eastAsia" w:ascii="宋体" w:hAnsi="宋体" w:eastAsia="宋体" w:cs="宋体"/>
-                <w:sz w:val="24"/>
-              </w:rPr>
-              <w:t xml:space="preserve"> </w:t>
-            </w:r>
-            <w:r>
-              <w:rPr>
-                <w:rStyle w:val="6"/>
-                <w:b w:val="0"/>
-                <w:bCs/>
-                <w:sz w:val="21"/>
-                <w:szCs w:val="21"/>
-              </w:rPr>
-              <w:t>门控①看“有没有给入口”</w:t>
-            </w:r>
-          </w:p>
-          <w:p>
-            <w:pPr>
-              <w:keepNext w:val="0"/>
-              <w:keepLines w:val="0"/>
-              <w:widowControl/>
-              <w:suppressLineNumbers w:val="0"/>
-              <w:rPr>
-                <w:b w:val="0"/>
-                <w:bCs/>
-                <w:sz w:val="21"/>
-                <w:szCs w:val="21"/>
-              </w:rPr>
-            </w:pPr>
-            <w:r>
-              <w:rPr>
-                <w:rStyle w:val="6"/>
-                <w:b w:val="0"/>
-                <w:bCs/>
-                <w:sz w:val="21"/>
-                <w:szCs w:val="21"/>
-              </w:rPr>
-              <w:t>阶段2看“这个入口能不能真的读进去”</w:t>
-            </w:r>
-          </w:p>
-          <w:p>
-            <w:pPr>
-              <w:spacing w:line="440" w:lineRule="exact"/>
-              <w:rPr>
-                <w:rFonts w:hint="default" w:eastAsia="宋体"/>
-                <w:lang w:val="en-US" w:eastAsia="zh-CN"/>
-              </w:rPr>
-            </w:pPr>
+              <w:t>多种场景。</w:t>
+            </w:r>
           </w:p>
         </w:tc>
       </w:tr>
@@ -1855,6 +2309,10 @@
           <w:p>
             <w:pPr>
               <w:spacing w:line="440" w:lineRule="exact"/>
+              <w:rPr>
+                <w:sz w:val="18"/>
+                <w:szCs w:val="18"/>
+              </w:rPr>
             </w:pPr>
           </w:p>
         </w:tc>
@@ -1868,6 +2326,10 @@
           <w:p>
             <w:pPr>
               <w:spacing w:line="440" w:lineRule="exact"/>
+              <w:rPr>
+                <w:sz w:val="18"/>
+                <w:szCs w:val="18"/>
+              </w:rPr>
             </w:pPr>
           </w:p>
         </w:tc>
@@ -1880,10 +2342,16 @@
           <w:p>
             <w:pPr>
               <w:spacing w:line="440" w:lineRule="exact"/>
-            </w:pPr>
-            <w:r>
-              <w:rPr>
-                <w:rFonts w:hint="eastAsia"/>
+              <w:rPr>
+                <w:sz w:val="18"/>
+                <w:szCs w:val="18"/>
+              </w:rPr>
+            </w:pPr>
+            <w:r>
+              <w:rPr>
+                <w:rFonts w:hint="eastAsia"/>
+                <w:sz w:val="18"/>
+                <w:szCs w:val="18"/>
               </w:rPr>
               <w:t>曾采取的行动或措施</w:t>
             </w:r>
@@ -1898,7 +2366,19 @@
           <w:p>
             <w:pPr>
               <w:spacing w:line="440" w:lineRule="exact"/>
-            </w:pPr>
+              <w:rPr>
+                <w:sz w:val="18"/>
+                <w:szCs w:val="18"/>
+              </w:rPr>
+            </w:pPr>
+            <w:r>
+              <w:rPr>
+                <w:rFonts w:ascii="宋体" w:hAnsi="宋体" w:eastAsia="宋体" w:cs="宋体"/>
+                <w:sz w:val="18"/>
+                <w:szCs w:val="18"/>
+              </w:rPr>
+              <w:t>我重新调整了 testcase 的设计思路，把用例分成正常端到端用例、失败路径用例、红线用例和专项检查用例。正常路径用例尽量服务最终测试报告输出，失败路径用例则重点验证是否正确停止、拒绝或提示用户补充数据。</w:t>
+            </w:r>
           </w:p>
         </w:tc>
       </w:tr>
@@ -1928,6 +2408,10 @@
           <w:p>
             <w:pPr>
               <w:spacing w:line="440" w:lineRule="exact"/>
+              <w:rPr>
+                <w:sz w:val="18"/>
+                <w:szCs w:val="18"/>
+              </w:rPr>
             </w:pPr>
           </w:p>
         </w:tc>
@@ -1941,6 +2425,10 @@
           <w:p>
             <w:pPr>
               <w:spacing w:line="440" w:lineRule="exact"/>
+              <w:rPr>
+                <w:sz w:val="18"/>
+                <w:szCs w:val="18"/>
+              </w:rPr>
             </w:pPr>
           </w:p>
         </w:tc>
@@ -1953,13 +2441,23 @@
           <w:p>
             <w:pPr>
               <w:spacing w:line="440" w:lineRule="exact"/>
-            </w:pPr>
-            <w:r>
+              <w:rPr>
+                <w:sz w:val="18"/>
+                <w:szCs w:val="18"/>
+              </w:rPr>
+            </w:pPr>
+            <w:r>
+              <w:rPr>
+                <w:sz w:val="18"/>
+                <w:szCs w:val="18"/>
+              </w:rPr>
               <w:t>AI</w:t>
             </w:r>
             <w:r>
               <w:rPr>
                 <w:rFonts w:hint="eastAsia"/>
+                <w:sz w:val="18"/>
+                <w:szCs w:val="18"/>
               </w:rPr>
               <w:t>对此问题的回答</w:t>
             </w:r>
@@ -1973,491 +2471,29 @@
           </w:tcPr>
           <w:p>
             <w:pPr>
-              <w:pStyle w:val="2"/>
-              <w:keepNext w:val="0"/>
-              <w:keepLines w:val="0"/>
-              <w:pageBreakBefore w:val="0"/>
-              <w:widowControl/>
-              <w:suppressLineNumbers w:val="0"/>
-              <w:kinsoku/>
-              <w:wordWrap/>
-              <w:overflowPunct/>
-              <w:topLinePunct w:val="0"/>
-              <w:autoSpaceDE/>
-              <w:autoSpaceDN/>
-              <w:bidi w:val="0"/>
-              <w:adjustRightInd/>
-              <w:snapToGrid/>
-              <w:spacing w:beforeAutospacing="0" w:afterAutospacing="0"/>
-              <w:textAlignment w:val="auto"/>
-              <w:rPr>
-                <w:rFonts w:hint="eastAsia"/>
-                <w:sz w:val="21"/>
-                <w:szCs w:val="21"/>
+              <w:spacing w:line="440" w:lineRule="exact"/>
+              <w:rPr>
+                <w:sz w:val="18"/>
+                <w:szCs w:val="18"/>
+              </w:rPr>
+            </w:pPr>
+            <w:r>
+              <w:rPr>
+                <w:rFonts w:hint="eastAsia" w:ascii="宋体" w:hAnsi="宋体" w:cs="宋体"/>
+                <w:sz w:val="18"/>
+                <w:szCs w:val="18"/>
                 <w:lang w:val="en-US" w:eastAsia="zh-CN"/>
               </w:rPr>
-            </w:pPr>
-            <w:r>
-              <w:rPr>
-                <w:rFonts w:hint="eastAsia"/>
-                <w:sz w:val="21"/>
-                <w:szCs w:val="21"/>
-                <w:lang w:val="en-US" w:eastAsia="zh-CN"/>
-              </w:rPr>
-              <w:t>（gpt）问题如上。</w:t>
-            </w:r>
-          </w:p>
-          <w:p>
-            <w:pPr>
-              <w:pStyle w:val="2"/>
-              <w:keepNext w:val="0"/>
-              <w:keepLines w:val="0"/>
-              <w:pageBreakBefore w:val="0"/>
-              <w:widowControl/>
-              <w:suppressLineNumbers w:val="0"/>
-              <w:kinsoku/>
-              <w:wordWrap/>
-              <w:overflowPunct/>
-              <w:topLinePunct w:val="0"/>
-              <w:autoSpaceDE/>
-              <w:autoSpaceDN/>
-              <w:bidi w:val="0"/>
-              <w:adjustRightInd/>
-              <w:snapToGrid/>
-              <w:spacing w:beforeAutospacing="0" w:afterAutospacing="0"/>
-              <w:textAlignment w:val="auto"/>
-              <w:rPr>
-                <w:sz w:val="21"/>
-                <w:szCs w:val="21"/>
-              </w:rPr>
-            </w:pPr>
-            <w:r>
-              <w:rPr>
-                <w:sz w:val="21"/>
-                <w:szCs w:val="21"/>
-              </w:rPr>
-              <w:t>答案是：</w:t>
-            </w:r>
-            <w:r>
-              <w:rPr>
-                <w:rStyle w:val="6"/>
-                <w:sz w:val="21"/>
-                <w:szCs w:val="21"/>
-              </w:rPr>
-              <w:t>这里实际上有两种理解口径</w:t>
-            </w:r>
-            <w:r>
-              <w:rPr>
-                <w:sz w:val="21"/>
-                <w:szCs w:val="21"/>
-              </w:rPr>
-              <w:t>。</w:t>
-            </w:r>
-          </w:p>
-          <w:p>
-            <w:pPr>
-              <w:pStyle w:val="2"/>
-              <w:keepNext w:val="0"/>
-              <w:keepLines w:val="0"/>
-              <w:pageBreakBefore w:val="0"/>
-              <w:widowControl/>
-              <w:suppressLineNumbers w:val="0"/>
-              <w:kinsoku/>
-              <w:wordWrap/>
-              <w:overflowPunct/>
-              <w:topLinePunct w:val="0"/>
-              <w:autoSpaceDE/>
-              <w:autoSpaceDN/>
-              <w:bidi w:val="0"/>
-              <w:adjustRightInd/>
-              <w:snapToGrid/>
-              <w:spacing w:beforeAutospacing="0" w:afterAutospacing="0"/>
-              <w:textAlignment w:val="auto"/>
-              <w:rPr>
-                <w:sz w:val="21"/>
-                <w:szCs w:val="21"/>
-              </w:rPr>
-            </w:pPr>
-            <w:r>
-              <w:rPr>
-                <w:rStyle w:val="6"/>
-                <w:sz w:val="21"/>
-                <w:szCs w:val="21"/>
-              </w:rPr>
-              <w:t>口径 A：严格按意图解析规范</w:t>
-            </w:r>
-          </w:p>
-          <w:p>
-            <w:pPr>
-              <w:keepNext w:val="0"/>
-              <w:keepLines w:val="0"/>
-              <w:pageBreakBefore w:val="0"/>
-              <w:widowControl/>
-              <w:numPr>
-                <w:numId w:val="0"/>
-              </w:numPr>
-              <w:suppressLineNumbers w:val="0"/>
-              <w:kinsoku/>
-              <w:wordWrap/>
-              <w:overflowPunct/>
-              <w:topLinePunct w:val="0"/>
-              <w:autoSpaceDE/>
-              <w:autoSpaceDN/>
-              <w:bidi w:val="0"/>
-              <w:adjustRightInd/>
-              <w:snapToGrid/>
-              <w:spacing w:before="0" w:beforeAutospacing="0" w:after="0" w:afterAutospacing="0"/>
-              <w:textAlignment w:val="auto"/>
-              <w:rPr>
-                <w:sz w:val="21"/>
-                <w:szCs w:val="21"/>
-              </w:rPr>
-            </w:pPr>
-            <w:r>
-              <w:rPr>
-                <w:sz w:val="21"/>
-                <w:szCs w:val="21"/>
-              </w:rPr>
-              <w:t xml:space="preserve">文件不存在时，阶段1就不该判成 </w:t>
-            </w:r>
-            <w:r>
-              <w:rPr>
-                <w:rStyle w:val="9"/>
-                <w:sz w:val="21"/>
-                <w:szCs w:val="21"/>
-              </w:rPr>
-              <w:t>local_file</w:t>
-            </w:r>
-          </w:p>
-          <w:p>
-            <w:pPr>
-              <w:keepNext w:val="0"/>
-              <w:keepLines w:val="0"/>
-              <w:pageBreakBefore w:val="0"/>
-              <w:widowControl/>
-              <w:numPr>
-                <w:numId w:val="0"/>
-              </w:numPr>
-              <w:suppressLineNumbers w:val="0"/>
-              <w:kinsoku/>
-              <w:wordWrap/>
-              <w:overflowPunct/>
-              <w:topLinePunct w:val="0"/>
-              <w:autoSpaceDE/>
-              <w:autoSpaceDN/>
-              <w:bidi w:val="0"/>
-              <w:adjustRightInd/>
-              <w:snapToGrid/>
-              <w:spacing w:before="0" w:beforeAutospacing="0" w:after="0" w:afterAutospacing="0"/>
-              <w:textAlignment w:val="auto"/>
-              <w:rPr>
-                <w:sz w:val="21"/>
-                <w:szCs w:val="21"/>
-              </w:rPr>
-            </w:pPr>
-            <w:r>
-              <w:rPr>
-                <w:sz w:val="21"/>
-                <w:szCs w:val="21"/>
-              </w:rPr>
-              <w:t xml:space="preserve">那它会更接近 </w:t>
-            </w:r>
-            <w:r>
-              <w:rPr>
-                <w:rStyle w:val="9"/>
-                <w:sz w:val="21"/>
-                <w:szCs w:val="21"/>
-              </w:rPr>
-              <w:t>missing_data</w:t>
-            </w:r>
-          </w:p>
-          <w:p>
-            <w:pPr>
-              <w:keepNext w:val="0"/>
-              <w:keepLines w:val="0"/>
-              <w:pageBreakBefore w:val="0"/>
-              <w:widowControl/>
-              <w:numPr>
-                <w:numId w:val="0"/>
-              </w:numPr>
-              <w:suppressLineNumbers w:val="0"/>
-              <w:kinsoku/>
-              <w:wordWrap/>
-              <w:overflowPunct/>
-              <w:topLinePunct w:val="0"/>
-              <w:autoSpaceDE/>
-              <w:autoSpaceDN/>
-              <w:bidi w:val="0"/>
-              <w:adjustRightInd/>
-              <w:snapToGrid/>
-              <w:spacing w:before="0" w:beforeAutospacing="0" w:after="0" w:afterAutospacing="0"/>
-              <w:textAlignment w:val="auto"/>
-              <w:rPr>
-                <w:sz w:val="21"/>
-                <w:szCs w:val="21"/>
-              </w:rPr>
-            </w:pPr>
-            <w:r>
-              <w:rPr>
-                <w:sz w:val="21"/>
-                <w:szCs w:val="21"/>
-              </w:rPr>
-              <w:t>这样的话，</w:t>
-            </w:r>
-            <w:r>
-              <w:rPr>
-                <w:rStyle w:val="9"/>
-                <w:sz w:val="21"/>
-                <w:szCs w:val="21"/>
-              </w:rPr>
-              <w:t>DB-06</w:t>
-            </w:r>
-            <w:r>
-              <w:rPr>
-                <w:sz w:val="21"/>
-                <w:szCs w:val="21"/>
-              </w:rPr>
-              <w:t xml:space="preserve"> 会和 </w:t>
-            </w:r>
-            <w:r>
-              <w:rPr>
-                <w:rStyle w:val="9"/>
-                <w:sz w:val="21"/>
-                <w:szCs w:val="21"/>
-              </w:rPr>
-              <w:t>DB-05</w:t>
-            </w:r>
-            <w:r>
-              <w:rPr>
-                <w:sz w:val="21"/>
-                <w:szCs w:val="21"/>
-              </w:rPr>
-              <w:t xml:space="preserve"> 很像，区别变小</w:t>
-            </w:r>
-          </w:p>
-          <w:p>
-            <w:pPr>
-              <w:pStyle w:val="2"/>
-              <w:keepNext w:val="0"/>
-              <w:keepLines w:val="0"/>
-              <w:pageBreakBefore w:val="0"/>
-              <w:widowControl/>
-              <w:suppressLineNumbers w:val="0"/>
-              <w:kinsoku/>
-              <w:wordWrap/>
-              <w:overflowPunct/>
-              <w:topLinePunct w:val="0"/>
-              <w:autoSpaceDE/>
-              <w:autoSpaceDN/>
-              <w:bidi w:val="0"/>
-              <w:adjustRightInd/>
-              <w:snapToGrid/>
-              <w:spacing w:beforeAutospacing="0" w:afterAutospacing="0"/>
-              <w:textAlignment w:val="auto"/>
-              <w:rPr>
-                <w:sz w:val="21"/>
-                <w:szCs w:val="21"/>
-              </w:rPr>
-            </w:pPr>
-            <w:r>
-              <w:rPr>
-                <w:rStyle w:val="6"/>
-                <w:sz w:val="21"/>
-                <w:szCs w:val="21"/>
-              </w:rPr>
-              <w:t>口径 B：按完整执行链路理解</w:t>
-            </w:r>
-          </w:p>
-          <w:p>
-            <w:pPr>
-              <w:keepNext w:val="0"/>
-              <w:keepLines w:val="0"/>
-              <w:pageBreakBefore w:val="0"/>
-              <w:widowControl/>
-              <w:numPr>
-                <w:numId w:val="0"/>
-              </w:numPr>
-              <w:suppressLineNumbers w:val="0"/>
-              <w:kinsoku/>
-              <w:wordWrap/>
-              <w:overflowPunct/>
-              <w:topLinePunct w:val="0"/>
-              <w:autoSpaceDE/>
-              <w:autoSpaceDN/>
-              <w:bidi w:val="0"/>
-              <w:adjustRightInd/>
-              <w:snapToGrid/>
-              <w:spacing w:before="0" w:beforeAutospacing="0" w:after="0" w:afterAutospacing="0"/>
-              <w:textAlignment w:val="auto"/>
-              <w:rPr>
-                <w:sz w:val="21"/>
-                <w:szCs w:val="21"/>
-              </w:rPr>
-            </w:pPr>
-            <w:r>
-              <w:rPr>
-                <w:sz w:val="21"/>
-                <w:szCs w:val="21"/>
-              </w:rPr>
-              <w:t>阶段1先识别“用户想提供的是本地文件路径输入”</w:t>
-            </w:r>
-          </w:p>
-          <w:p>
-            <w:pPr>
-              <w:keepNext w:val="0"/>
-              <w:keepLines w:val="0"/>
-              <w:pageBreakBefore w:val="0"/>
-              <w:widowControl/>
-              <w:numPr>
-                <w:numId w:val="0"/>
-              </w:numPr>
-              <w:suppressLineNumbers w:val="0"/>
-              <w:kinsoku/>
-              <w:wordWrap/>
-              <w:overflowPunct/>
-              <w:topLinePunct w:val="0"/>
-              <w:autoSpaceDE/>
-              <w:autoSpaceDN/>
-              <w:bidi w:val="0"/>
-              <w:adjustRightInd/>
-              <w:snapToGrid/>
-              <w:spacing w:before="0" w:beforeAutospacing="0" w:after="0" w:afterAutospacing="0"/>
-              <w:textAlignment w:val="auto"/>
-              <w:rPr>
-                <w:sz w:val="21"/>
-                <w:szCs w:val="21"/>
-              </w:rPr>
-            </w:pPr>
-            <w:r>
-              <w:rPr>
-                <w:sz w:val="21"/>
-                <w:szCs w:val="21"/>
-              </w:rPr>
-              <w:t>阶段2再做真正的文件系统校验</w:t>
-            </w:r>
-          </w:p>
-          <w:p>
-            <w:pPr>
-              <w:keepNext w:val="0"/>
-              <w:keepLines w:val="0"/>
-              <w:pageBreakBefore w:val="0"/>
-              <w:widowControl/>
-              <w:numPr>
-                <w:numId w:val="0"/>
-              </w:numPr>
-              <w:suppressLineNumbers w:val="0"/>
-              <w:kinsoku/>
-              <w:wordWrap/>
-              <w:overflowPunct/>
-              <w:topLinePunct w:val="0"/>
-              <w:autoSpaceDE/>
-              <w:autoSpaceDN/>
-              <w:bidi w:val="0"/>
-              <w:adjustRightInd/>
-              <w:snapToGrid/>
-              <w:spacing w:before="0" w:beforeAutospacing="0" w:after="0" w:afterAutospacing="0"/>
-              <w:textAlignment w:val="auto"/>
-              <w:rPr>
-                <w:sz w:val="21"/>
-                <w:szCs w:val="21"/>
-              </w:rPr>
-            </w:pPr>
-            <w:r>
-              <w:rPr>
-                <w:sz w:val="21"/>
-                <w:szCs w:val="21"/>
-              </w:rPr>
-              <w:t xml:space="preserve">如果路径写了，但落地访问时文件不存在，就触发 </w:t>
-            </w:r>
-            <w:r>
-              <w:rPr>
-                <w:rStyle w:val="9"/>
-                <w:sz w:val="21"/>
-                <w:szCs w:val="21"/>
-              </w:rPr>
-              <w:t>E2001</w:t>
-            </w:r>
-          </w:p>
-          <w:p>
-            <w:pPr>
-              <w:pStyle w:val="2"/>
-              <w:keepNext w:val="0"/>
-              <w:keepLines w:val="0"/>
-              <w:pageBreakBefore w:val="0"/>
-              <w:widowControl/>
-              <w:suppressLineNumbers w:val="0"/>
-              <w:kinsoku/>
-              <w:wordWrap/>
-              <w:overflowPunct/>
-              <w:topLinePunct w:val="0"/>
-              <w:autoSpaceDE/>
-              <w:autoSpaceDN/>
-              <w:bidi w:val="0"/>
-              <w:adjustRightInd/>
-              <w:snapToGrid/>
-              <w:spacing w:beforeAutospacing="0" w:afterAutospacing="0"/>
-              <w:textAlignment w:val="auto"/>
-              <w:rPr>
-                <w:sz w:val="21"/>
-                <w:szCs w:val="21"/>
-              </w:rPr>
-            </w:pPr>
-            <w:r>
-              <w:rPr>
-                <w:sz w:val="21"/>
-                <w:szCs w:val="21"/>
-              </w:rPr>
-              <w:t xml:space="preserve">我更建议你在评估里采用 </w:t>
-            </w:r>
-            <w:r>
-              <w:rPr>
-                <w:rStyle w:val="6"/>
-                <w:sz w:val="21"/>
-                <w:szCs w:val="21"/>
-              </w:rPr>
-              <w:t>口径 B</w:t>
-            </w:r>
-            <w:r>
-              <w:rPr>
-                <w:sz w:val="21"/>
-                <w:szCs w:val="21"/>
-              </w:rPr>
-              <w:t>，原因很简单：</w:t>
-            </w:r>
-            <w:r>
-              <w:rPr>
-                <w:sz w:val="21"/>
-                <w:szCs w:val="21"/>
-              </w:rPr>
-              <w:br w:type="textWrapping"/>
-            </w:r>
-            <w:r>
-              <w:rPr>
-                <w:sz w:val="21"/>
-                <w:szCs w:val="21"/>
-              </w:rPr>
-              <w:t xml:space="preserve">否则规范里单独给 </w:t>
-            </w:r>
-            <w:r>
-              <w:rPr>
-                <w:rStyle w:val="9"/>
-                <w:sz w:val="21"/>
-                <w:szCs w:val="21"/>
-              </w:rPr>
-              <w:t>E2001</w:t>
-            </w:r>
-            <w:r>
-              <w:rPr>
-                <w:sz w:val="21"/>
-                <w:szCs w:val="21"/>
-              </w:rPr>
-              <w:t xml:space="preserve"> 几乎就没有存在意义了。</w:t>
-            </w:r>
-          </w:p>
-          <w:p>
-            <w:pPr>
-              <w:spacing w:line="440" w:lineRule="exact"/>
-            </w:pPr>
+              <w:t>GPT</w:t>
+            </w:r>
+            <w:r>
+              <w:rPr>
+                <w:rFonts w:ascii="宋体" w:hAnsi="宋体" w:eastAsia="宋体" w:cs="宋体"/>
+                <w:sz w:val="18"/>
+                <w:szCs w:val="18"/>
+              </w:rPr>
+              <w:t>建议我不要为了凑数量写碎片化用例，而是用更少的高价值复合用例覆盖更多阶段。例如 DB-01 本地 log 单次报告可以同时覆盖输入解析、log 解析、数据质量门控、五场景分析、图表生成和三格式交付；DB-04 custom 专项分析可以同时覆盖自定义问题、AND/OR 条件、P95 异常分析和 L1/L2/L3 洞察。</w:t>
+            </w:r>
           </w:p>
         </w:tc>
       </w:tr>
@@ -2487,6 +2523,10 @@
           <w:p>
             <w:pPr>
               <w:spacing w:line="440" w:lineRule="exact"/>
+              <w:rPr>
+                <w:sz w:val="18"/>
+                <w:szCs w:val="18"/>
+              </w:rPr>
             </w:pPr>
           </w:p>
         </w:tc>
@@ -2500,6 +2540,10 @@
           <w:p>
             <w:pPr>
               <w:spacing w:line="440" w:lineRule="exact"/>
+              <w:rPr>
+                <w:sz w:val="18"/>
+                <w:szCs w:val="18"/>
+              </w:rPr>
             </w:pPr>
           </w:p>
         </w:tc>
@@ -2512,19 +2556,31 @@
           <w:p>
             <w:pPr>
               <w:spacing w:line="440" w:lineRule="exact"/>
-            </w:pPr>
-            <w:r>
-              <w:rPr>
-                <w:rFonts w:hint="eastAsia"/>
+              <w:rPr>
+                <w:sz w:val="18"/>
+                <w:szCs w:val="18"/>
+              </w:rPr>
+            </w:pPr>
+            <w:r>
+              <w:rPr>
+                <w:rFonts w:hint="eastAsia"/>
+                <w:sz w:val="18"/>
+                <w:szCs w:val="18"/>
               </w:rPr>
               <w:t>针对</w:t>
             </w:r>
             <w:r>
+              <w:rPr>
+                <w:sz w:val="18"/>
+                <w:szCs w:val="18"/>
+              </w:rPr>
               <w:t>AI</w:t>
             </w:r>
             <w:r>
               <w:rPr>
                 <w:rFonts w:hint="eastAsia"/>
+                <w:sz w:val="18"/>
+                <w:szCs w:val="18"/>
               </w:rPr>
               <w:t>的回答，是否向导师进一步提问？</w:t>
             </w:r>
@@ -2541,18 +2597,18 @@
               <w:spacing w:line="440" w:lineRule="exact"/>
               <w:rPr>
                 <w:rFonts w:hint="default" w:eastAsia="宋体"/>
+                <w:sz w:val="18"/>
+                <w:szCs w:val="18"/>
                 <w:lang w:val="en-US" w:eastAsia="zh-CN"/>
               </w:rPr>
             </w:pPr>
             <w:r>
               <w:rPr>
-                <w:rFonts w:hint="eastAsia"/>
-                <w:color w:val="0070C0"/>
-                <w:sz w:val="21"/>
-                <w:szCs w:val="21"/>
-                <w:lang w:val="en-US" w:eastAsia="zh-CN"/>
-              </w:rPr>
-              <w:t>AI可以解决我的困惑了</w:t>
+                <w:rFonts w:ascii="宋体" w:hAnsi="宋体" w:eastAsia="宋体" w:cs="宋体"/>
+                <w:sz w:val="18"/>
+                <w:szCs w:val="18"/>
+              </w:rPr>
+              <w:t>AI 的回答已经解决了我的困惑，后续只需要在 testcase 中体现“少用例、多覆盖”的设计思想即可。</w:t>
             </w:r>
           </w:p>
         </w:tc>
@@ -2577,12 +2633,16 @@
         <w:tc>
           <w:tcPr>
             <w:tcW w:w="846" w:type="dxa"/>
-            <w:vMerge w:val="continue"/>
-            <w:vAlign w:val="center"/>
-          </w:tcPr>
-          <w:p>
-            <w:pPr>
-              <w:spacing w:line="440" w:lineRule="exact"/>
+            <w:vMerge w:val="restart"/>
+            <w:vAlign w:val="center"/>
+          </w:tcPr>
+          <w:p>
+            <w:pPr>
+              <w:spacing w:line="440" w:lineRule="exact"/>
+              <w:rPr>
+                <w:sz w:val="18"/>
+                <w:szCs w:val="18"/>
+              </w:rPr>
             </w:pPr>
           </w:p>
         </w:tc>
@@ -2596,10 +2656,16 @@
           <w:p>
             <w:pPr>
               <w:spacing w:line="440" w:lineRule="exact"/>
-            </w:pPr>
-            <w:r>
-              <w:rPr>
-                <w:rFonts w:hint="eastAsia"/>
+              <w:rPr>
+                <w:sz w:val="18"/>
+                <w:szCs w:val="18"/>
+              </w:rPr>
+            </w:pPr>
+            <w:r>
+              <w:rPr>
+                <w:rFonts w:hint="eastAsia"/>
+                <w:sz w:val="18"/>
+                <w:szCs w:val="18"/>
               </w:rPr>
               <w:t>2</w:t>
             </w:r>
@@ -2614,10 +2680,16 @@
           <w:p>
             <w:pPr>
               <w:spacing w:line="440" w:lineRule="exact"/>
-            </w:pPr>
-            <w:r>
-              <w:rPr>
-                <w:rFonts w:hint="eastAsia"/>
+              <w:rPr>
+                <w:sz w:val="18"/>
+                <w:szCs w:val="18"/>
+              </w:rPr>
+            </w:pPr>
+            <w:r>
+              <w:rPr>
+                <w:rFonts w:hint="eastAsia"/>
+                <w:sz w:val="18"/>
+                <w:szCs w:val="18"/>
               </w:rPr>
               <w:t>在做题过程中遇到的问题</w:t>
             </w:r>
@@ -2632,7 +2704,19 @@
           <w:p>
             <w:pPr>
               <w:spacing w:line="440" w:lineRule="exact"/>
-            </w:pPr>
+              <w:rPr>
+                <w:sz w:val="18"/>
+                <w:szCs w:val="18"/>
+              </w:rPr>
+            </w:pPr>
+            <w:r>
+              <w:rPr>
+                <w:rFonts w:ascii="宋体" w:hAnsi="宋体" w:eastAsia="宋体" w:cs="宋体"/>
+                <w:sz w:val="18"/>
+                <w:szCs w:val="18"/>
+              </w:rPr>
+              <w:t>在设计 rubrics 时，我不确定是否应该继续细分评分维度。例如是否要把图表质量、三格式排版、L1/L2/L3 洞察、最小交付检查都拆成单独维度。</w:t>
+            </w:r>
           </w:p>
         </w:tc>
       </w:tr>
@@ -2662,6 +2746,10 @@
           <w:p>
             <w:pPr>
               <w:spacing w:line="440" w:lineRule="exact"/>
+              <w:rPr>
+                <w:sz w:val="18"/>
+                <w:szCs w:val="18"/>
+              </w:rPr>
             </w:pPr>
           </w:p>
         </w:tc>
@@ -2675,6 +2763,10 @@
           <w:p>
             <w:pPr>
               <w:spacing w:line="440" w:lineRule="exact"/>
+              <w:rPr>
+                <w:sz w:val="18"/>
+                <w:szCs w:val="18"/>
+              </w:rPr>
             </w:pPr>
           </w:p>
         </w:tc>
@@ -2687,10 +2779,16 @@
           <w:p>
             <w:pPr>
               <w:spacing w:line="440" w:lineRule="exact"/>
-            </w:pPr>
-            <w:r>
-              <w:rPr>
-                <w:rFonts w:hint="eastAsia"/>
+              <w:rPr>
+                <w:sz w:val="18"/>
+                <w:szCs w:val="18"/>
+              </w:rPr>
+            </w:pPr>
+            <w:r>
+              <w:rPr>
+                <w:rFonts w:hint="eastAsia"/>
+                <w:sz w:val="18"/>
+                <w:szCs w:val="18"/>
               </w:rPr>
               <w:t>自己对问题的理解或预判</w:t>
             </w:r>
@@ -2705,7 +2803,19 @@
           <w:p>
             <w:pPr>
               <w:spacing w:line="440" w:lineRule="exact"/>
-            </w:pPr>
+              <w:rPr>
+                <w:sz w:val="18"/>
+                <w:szCs w:val="18"/>
+              </w:rPr>
+            </w:pPr>
+            <w:r>
+              <w:rPr>
+                <w:rFonts w:ascii="宋体" w:hAnsi="宋体" w:eastAsia="宋体" w:cs="宋体"/>
+                <w:sz w:val="18"/>
+                <w:szCs w:val="18"/>
+              </w:rPr>
+              <w:t>如果 rubrics 拆得过细，可能会看起来更完整，但也会导致重复扣分和自动化判定困难。Rubrics 需要覆盖 Skill 的完整质量要求；如果每个细节都拆成一级维度，会导致评分体系复杂且不稳定；一级维度应保持稳定，细节放到 testcase 的 judge 中检查。</w:t>
+            </w:r>
           </w:p>
         </w:tc>
       </w:tr>
@@ -2735,6 +2845,10 @@
           <w:p>
             <w:pPr>
               <w:spacing w:line="440" w:lineRule="exact"/>
+              <w:rPr>
+                <w:sz w:val="18"/>
+                <w:szCs w:val="18"/>
+              </w:rPr>
             </w:pPr>
           </w:p>
         </w:tc>
@@ -2748,6 +2862,10 @@
           <w:p>
             <w:pPr>
               <w:spacing w:line="440" w:lineRule="exact"/>
+              <w:rPr>
+                <w:sz w:val="18"/>
+                <w:szCs w:val="18"/>
+              </w:rPr>
             </w:pPr>
           </w:p>
         </w:tc>
@@ -2760,10 +2878,16 @@
           <w:p>
             <w:pPr>
               <w:spacing w:line="440" w:lineRule="exact"/>
-            </w:pPr>
-            <w:r>
-              <w:rPr>
-                <w:rFonts w:hint="eastAsia"/>
+              <w:rPr>
+                <w:sz w:val="18"/>
+                <w:szCs w:val="18"/>
+              </w:rPr>
+            </w:pPr>
+            <w:r>
+              <w:rPr>
+                <w:rFonts w:hint="eastAsia"/>
+                <w:sz w:val="18"/>
+                <w:szCs w:val="18"/>
               </w:rPr>
               <w:t>曾采取的行动或措施</w:t>
             </w:r>
@@ -2778,7 +2902,19 @@
           <w:p>
             <w:pPr>
               <w:spacing w:line="440" w:lineRule="exact"/>
-            </w:pPr>
+              <w:rPr>
+                <w:sz w:val="18"/>
+                <w:szCs w:val="18"/>
+              </w:rPr>
+            </w:pPr>
+            <w:r>
+              <w:rPr>
+                <w:rFonts w:ascii="宋体" w:hAnsi="宋体" w:eastAsia="宋体" w:cs="宋体"/>
+                <w:sz w:val="18"/>
+                <w:szCs w:val="18"/>
+              </w:rPr>
+              <w:t>我保留了 R1 到 R6 六个主要维度，分别对应输入解析、数据接入、数据质量门控、性能分析与洞察、图表与三格式交付、红线与拒绝机制。同时检查每个维度下 partial_deductions 的扣分合计是否等于该维度总分。</w:t>
+            </w:r>
           </w:p>
         </w:tc>
       </w:tr>
@@ -2808,6 +2944,10 @@
           <w:p>
             <w:pPr>
               <w:spacing w:line="440" w:lineRule="exact"/>
+              <w:rPr>
+                <w:sz w:val="18"/>
+                <w:szCs w:val="18"/>
+              </w:rPr>
             </w:pPr>
           </w:p>
         </w:tc>
@@ -2821,6 +2961,10 @@
           <w:p>
             <w:pPr>
               <w:spacing w:line="440" w:lineRule="exact"/>
+              <w:rPr>
+                <w:sz w:val="18"/>
+                <w:szCs w:val="18"/>
+              </w:rPr>
             </w:pPr>
           </w:p>
         </w:tc>
@@ -2833,13 +2977,23 @@
           <w:p>
             <w:pPr>
               <w:spacing w:line="440" w:lineRule="exact"/>
-            </w:pPr>
-            <w:r>
+              <w:rPr>
+                <w:sz w:val="18"/>
+                <w:szCs w:val="18"/>
+              </w:rPr>
+            </w:pPr>
+            <w:r>
+              <w:rPr>
+                <w:sz w:val="18"/>
+                <w:szCs w:val="18"/>
+              </w:rPr>
               <w:t>AI</w:t>
             </w:r>
             <w:r>
               <w:rPr>
                 <w:rFonts w:hint="eastAsia"/>
+                <w:sz w:val="18"/>
+                <w:szCs w:val="18"/>
               </w:rPr>
               <w:t>对此问题的回答</w:t>
             </w:r>
@@ -2854,7 +3008,19 @@
           <w:p>
             <w:pPr>
               <w:spacing w:line="440" w:lineRule="exact"/>
-            </w:pPr>
+              <w:rPr>
+                <w:sz w:val="18"/>
+                <w:szCs w:val="18"/>
+              </w:rPr>
+            </w:pPr>
+            <w:r>
+              <w:rPr>
+                <w:rFonts w:ascii="宋体" w:hAnsi="宋体" w:eastAsia="宋体" w:cs="宋体"/>
+                <w:sz w:val="18"/>
+                <w:szCs w:val="18"/>
+              </w:rPr>
+              <w:t>I 建议不要再继续拆分一级维度。当前 R1~R6 已经能够对应 db_report 的完整执行链路，更细的要求，例如 single 至少 11 张图、comparison 至少 17+N 张图、docx 字体、html 内联 CSS、无占位符等，更适合放进具体 testcase 的 judge 中，而不是继续拆 rubric 维度。</w:t>
+            </w:r>
           </w:p>
         </w:tc>
       </w:tr>
@@ -2884,6 +3050,10 @@
           <w:p>
             <w:pPr>
               <w:spacing w:line="440" w:lineRule="exact"/>
+              <w:rPr>
+                <w:sz w:val="18"/>
+                <w:szCs w:val="18"/>
+              </w:rPr>
             </w:pPr>
           </w:p>
         </w:tc>
@@ -2897,6 +3067,10 @@
           <w:p>
             <w:pPr>
               <w:spacing w:line="440" w:lineRule="exact"/>
+              <w:rPr>
+                <w:sz w:val="18"/>
+                <w:szCs w:val="18"/>
+              </w:rPr>
             </w:pPr>
           </w:p>
         </w:tc>
@@ -2909,19 +3083,31 @@
           <w:p>
             <w:pPr>
               <w:spacing w:line="440" w:lineRule="exact"/>
-            </w:pPr>
-            <w:r>
-              <w:rPr>
-                <w:rFonts w:hint="eastAsia"/>
+              <w:rPr>
+                <w:sz w:val="18"/>
+                <w:szCs w:val="18"/>
+              </w:rPr>
+            </w:pPr>
+            <w:r>
+              <w:rPr>
+                <w:rFonts w:hint="eastAsia"/>
+                <w:sz w:val="18"/>
+                <w:szCs w:val="18"/>
               </w:rPr>
               <w:t>针对</w:t>
             </w:r>
             <w:r>
+              <w:rPr>
+                <w:sz w:val="18"/>
+                <w:szCs w:val="18"/>
+              </w:rPr>
               <w:t>AI</w:t>
             </w:r>
             <w:r>
               <w:rPr>
                 <w:rFonts w:hint="eastAsia"/>
+                <w:sz w:val="18"/>
+                <w:szCs w:val="18"/>
               </w:rPr>
               <w:t>的回答，是否向导师进一步提问？</w:t>
             </w:r>
@@ -2936,11 +3122,707 @@
           <w:p>
             <w:pPr>
               <w:spacing w:line="440" w:lineRule="exact"/>
-            </w:pPr>
+              <w:rPr>
+                <w:sz w:val="18"/>
+                <w:szCs w:val="18"/>
+              </w:rPr>
+            </w:pPr>
+            <w:r>
+              <w:rPr>
+                <w:rFonts w:ascii="宋体" w:hAnsi="宋体" w:eastAsia="宋体" w:cs="宋体"/>
+                <w:sz w:val="18"/>
+                <w:szCs w:val="18"/>
+              </w:rPr>
+              <w:t>暂时不需要。这个问题已经形成了比较清楚的处理原则：rubrics 保持粗粒度，testcases 负责细粒度检查。</w:t>
+            </w:r>
           </w:p>
         </w:tc>
       </w:tr>
     </w:tbl>
+    <w:tbl>
+      <w:tblPr>
+        <w:tblStyle w:val="4"/>
+        <w:tblpPr w:leftFromText="180" w:rightFromText="180" w:vertAnchor="text" w:horzAnchor="page" w:tblpX="1057" w:tblpY="5"/>
+        <w:tblOverlap w:val="never"/>
+        <w:tblW w:w="0" w:type="auto"/>
+        <w:tblInd w:w="0" w:type="dxa"/>
+        <w:tblBorders>
+          <w:top w:val="single" w:color="auto" w:sz="4" w:space="0"/>
+          <w:left w:val="single" w:color="auto" w:sz="4" w:space="0"/>
+          <w:bottom w:val="single" w:color="auto" w:sz="4" w:space="0"/>
+          <w:right w:val="single" w:color="auto" w:sz="4" w:space="0"/>
+          <w:insideH w:val="single" w:color="auto" w:sz="4" w:space="0"/>
+          <w:insideV w:val="single" w:color="auto" w:sz="4" w:space="0"/>
+        </w:tblBorders>
+        <w:tblLayout w:type="autofit"/>
+        <w:tblCellMar>
+          <w:top w:w="0" w:type="dxa"/>
+          <w:left w:w="108" w:type="dxa"/>
+          <w:bottom w:w="0" w:type="dxa"/>
+          <w:right w:w="108" w:type="dxa"/>
+        </w:tblCellMar>
+      </w:tblPr>
+      <w:tblGrid>
+        <w:gridCol w:w="846"/>
+        <w:gridCol w:w="483"/>
+        <w:gridCol w:w="1927"/>
+        <w:gridCol w:w="6539"/>
+      </w:tblGrid>
+      <w:tr>
+        <w:tblPrEx>
+          <w:tblBorders>
+            <w:top w:val="single" w:color="auto" w:sz="4" w:space="0"/>
+            <w:left w:val="single" w:color="auto" w:sz="4" w:space="0"/>
+            <w:bottom w:val="single" w:color="auto" w:sz="4" w:space="0"/>
+            <w:right w:val="single" w:color="auto" w:sz="4" w:space="0"/>
+            <w:insideH w:val="single" w:color="auto" w:sz="4" w:space="0"/>
+            <w:insideV w:val="single" w:color="auto" w:sz="4" w:space="0"/>
+          </w:tblBorders>
+          <w:tblCellMar>
+            <w:top w:w="0" w:type="dxa"/>
+            <w:left w:w="108" w:type="dxa"/>
+            <w:bottom w:w="0" w:type="dxa"/>
+            <w:right w:w="108" w:type="dxa"/>
+          </w:tblCellMar>
+        </w:tblPrEx>
+        <w:tc>
+          <w:tcPr>
+            <w:tcW w:w="846" w:type="dxa"/>
+            <w:vMerge w:val="restart"/>
+            <w:vAlign w:val="center"/>
+          </w:tcPr>
+          <w:p>
+            <w:pPr>
+              <w:spacing w:line="440" w:lineRule="exact"/>
+              <w:rPr>
+                <w:sz w:val="18"/>
+                <w:szCs w:val="18"/>
+              </w:rPr>
+            </w:pPr>
+          </w:p>
+        </w:tc>
+        <w:tc>
+          <w:tcPr>
+            <w:tcW w:w="483" w:type="dxa"/>
+            <w:vMerge w:val="restart"/>
+            <w:vAlign w:val="center"/>
+          </w:tcPr>
+          <w:p>
+            <w:pPr>
+              <w:spacing w:line="440" w:lineRule="exact"/>
+              <w:rPr>
+                <w:rFonts w:hint="eastAsia" w:eastAsia="宋体"/>
+                <w:sz w:val="18"/>
+                <w:szCs w:val="18"/>
+                <w:lang w:val="en-US" w:eastAsia="zh-CN"/>
+              </w:rPr>
+            </w:pPr>
+            <w:r>
+              <w:rPr>
+                <w:rFonts w:hint="eastAsia"/>
+                <w:sz w:val="18"/>
+                <w:szCs w:val="18"/>
+                <w:lang w:val="en-US" w:eastAsia="zh-CN"/>
+              </w:rPr>
+              <w:t>3</w:t>
+            </w:r>
+          </w:p>
+        </w:tc>
+        <w:tc>
+          <w:tcPr>
+            <w:tcW w:w="1927" w:type="dxa"/>
+            <w:vAlign w:val="center"/>
+          </w:tcPr>
+          <w:p>
+            <w:pPr>
+              <w:spacing w:line="440" w:lineRule="exact"/>
+              <w:rPr>
+                <w:sz w:val="18"/>
+                <w:szCs w:val="18"/>
+              </w:rPr>
+            </w:pPr>
+            <w:r>
+              <w:rPr>
+                <w:rFonts w:hint="eastAsia"/>
+                <w:sz w:val="18"/>
+                <w:szCs w:val="18"/>
+              </w:rPr>
+              <w:t>在做题过程中遇到的问题</w:t>
+            </w:r>
+          </w:p>
+        </w:tc>
+        <w:tc>
+          <w:tcPr>
+            <w:tcW w:w="6539" w:type="dxa"/>
+            <w:vAlign w:val="center"/>
+          </w:tcPr>
+          <w:p>
+            <w:pPr>
+              <w:spacing w:line="440" w:lineRule="exact"/>
+              <w:rPr>
+                <w:sz w:val="18"/>
+                <w:szCs w:val="18"/>
+              </w:rPr>
+            </w:pPr>
+            <w:r>
+              <w:rPr>
+                <w:rFonts w:ascii="宋体" w:hAnsi="宋体" w:eastAsia="宋体" w:cs="宋体"/>
+                <w:sz w:val="18"/>
+                <w:szCs w:val="18"/>
+              </w:rPr>
+              <w:t xml:space="preserve">在 </w:t>
+            </w:r>
+            <w:r>
+              <w:rPr>
+                <w:rStyle w:val="9"/>
+                <w:rFonts w:ascii="宋体" w:hAnsi="宋体" w:eastAsia="宋体" w:cs="宋体"/>
+                <w:sz w:val="18"/>
+                <w:szCs w:val="18"/>
+              </w:rPr>
+              <w:t>tracingclaw_finance</w:t>
+            </w:r>
+            <w:r>
+              <w:rPr>
+                <w:rFonts w:ascii="宋体" w:hAnsi="宋体" w:eastAsia="宋体" w:cs="宋体"/>
+                <w:sz w:val="18"/>
+                <w:szCs w:val="18"/>
+              </w:rPr>
+              <w:t xml:space="preserve"> 的测试设计中，如果任务需要使用 </w:t>
+            </w:r>
+            <w:r>
+              <w:rPr>
+                <w:rStyle w:val="9"/>
+                <w:rFonts w:ascii="宋体" w:hAnsi="宋体" w:eastAsia="宋体" w:cs="宋体"/>
+                <w:sz w:val="18"/>
+                <w:szCs w:val="18"/>
+              </w:rPr>
+              <w:t>mx-finance-search</w:t>
+            </w:r>
+            <w:r>
+              <w:rPr>
+                <w:rFonts w:ascii="宋体" w:hAnsi="宋体" w:eastAsia="宋体" w:cs="宋体"/>
+                <w:sz w:val="18"/>
+                <w:szCs w:val="18"/>
+              </w:rPr>
+              <w:t xml:space="preserve"> 查询公告、新闻或研报，但当前环境缺少 </w:t>
+            </w:r>
+            <w:r>
+              <w:rPr>
+                <w:rStyle w:val="9"/>
+                <w:rFonts w:ascii="宋体" w:hAnsi="宋体" w:eastAsia="宋体" w:cs="宋体"/>
+                <w:sz w:val="18"/>
+                <w:szCs w:val="18"/>
+              </w:rPr>
+              <w:t>EM_API_KEY</w:t>
+            </w:r>
+            <w:r>
+              <w:rPr>
+                <w:rFonts w:ascii="宋体" w:hAnsi="宋体" w:eastAsia="宋体" w:cs="宋体"/>
+                <w:sz w:val="18"/>
+                <w:szCs w:val="18"/>
+              </w:rPr>
+              <w:t>，这种情况应该判定为 Skill 失败，还是判定为环境前提未满足？</w:t>
+            </w:r>
+          </w:p>
+        </w:tc>
+      </w:tr>
+      <w:tr>
+        <w:tblPrEx>
+          <w:tblBorders>
+            <w:top w:val="single" w:color="auto" w:sz="4" w:space="0"/>
+            <w:left w:val="single" w:color="auto" w:sz="4" w:space="0"/>
+            <w:bottom w:val="single" w:color="auto" w:sz="4" w:space="0"/>
+            <w:right w:val="single" w:color="auto" w:sz="4" w:space="0"/>
+            <w:insideH w:val="single" w:color="auto" w:sz="4" w:space="0"/>
+            <w:insideV w:val="single" w:color="auto" w:sz="4" w:space="0"/>
+          </w:tblBorders>
+          <w:tblCellMar>
+            <w:top w:w="0" w:type="dxa"/>
+            <w:left w:w="108" w:type="dxa"/>
+            <w:bottom w:w="0" w:type="dxa"/>
+            <w:right w:w="108" w:type="dxa"/>
+          </w:tblCellMar>
+        </w:tblPrEx>
+        <w:tc>
+          <w:tcPr>
+            <w:tcW w:w="846" w:type="dxa"/>
+            <w:vMerge w:val="continue"/>
+            <w:vAlign w:val="center"/>
+          </w:tcPr>
+          <w:p>
+            <w:pPr>
+              <w:spacing w:line="440" w:lineRule="exact"/>
+              <w:rPr>
+                <w:sz w:val="18"/>
+                <w:szCs w:val="18"/>
+              </w:rPr>
+            </w:pPr>
+          </w:p>
+        </w:tc>
+        <w:tc>
+          <w:tcPr>
+            <w:tcW w:w="483" w:type="dxa"/>
+            <w:vMerge w:val="continue"/>
+            <w:vAlign w:val="center"/>
+          </w:tcPr>
+          <w:p>
+            <w:pPr>
+              <w:spacing w:line="440" w:lineRule="exact"/>
+              <w:rPr>
+                <w:sz w:val="18"/>
+                <w:szCs w:val="18"/>
+              </w:rPr>
+            </w:pPr>
+          </w:p>
+        </w:tc>
+        <w:tc>
+          <w:tcPr>
+            <w:tcW w:w="1927" w:type="dxa"/>
+            <w:vAlign w:val="center"/>
+          </w:tcPr>
+          <w:p>
+            <w:pPr>
+              <w:spacing w:line="440" w:lineRule="exact"/>
+              <w:rPr>
+                <w:sz w:val="18"/>
+                <w:szCs w:val="18"/>
+              </w:rPr>
+            </w:pPr>
+            <w:r>
+              <w:rPr>
+                <w:rFonts w:hint="eastAsia"/>
+                <w:sz w:val="18"/>
+                <w:szCs w:val="18"/>
+              </w:rPr>
+              <w:t>自己对问题的理解或预判</w:t>
+            </w:r>
+          </w:p>
+        </w:tc>
+        <w:tc>
+          <w:tcPr>
+            <w:tcW w:w="6539" w:type="dxa"/>
+            <w:vAlign w:val="center"/>
+          </w:tcPr>
+          <w:p>
+            <w:pPr>
+              <w:spacing w:line="440" w:lineRule="exact"/>
+              <w:rPr>
+                <w:sz w:val="18"/>
+                <w:szCs w:val="18"/>
+              </w:rPr>
+            </w:pPr>
+            <w:r>
+              <w:rPr>
+                <w:rFonts w:ascii="宋体" w:hAnsi="宋体" w:eastAsia="宋体" w:cs="宋体"/>
+                <w:sz w:val="18"/>
+                <w:szCs w:val="18"/>
+              </w:rPr>
+              <w:t>我一开始容易把“无法完成查询”直接理解为 Skill 没做好。但进一步分析后发现，</w:t>
+            </w:r>
+            <w:r>
+              <w:rPr>
+                <w:rStyle w:val="9"/>
+                <w:rFonts w:ascii="宋体" w:hAnsi="宋体" w:eastAsia="宋体" w:cs="宋体"/>
+                <w:sz w:val="18"/>
+                <w:szCs w:val="18"/>
+              </w:rPr>
+              <w:t>mx-finance-search</w:t>
+            </w:r>
+            <w:r>
+              <w:rPr>
+                <w:rFonts w:ascii="宋体" w:hAnsi="宋体" w:eastAsia="宋体" w:cs="宋体"/>
+                <w:sz w:val="18"/>
+                <w:szCs w:val="18"/>
+              </w:rPr>
+              <w:t xml:space="preserve"> 本身依赖 </w:t>
+            </w:r>
+            <w:r>
+              <w:rPr>
+                <w:rStyle w:val="9"/>
+                <w:rFonts w:ascii="宋体" w:hAnsi="宋体" w:eastAsia="宋体" w:cs="宋体"/>
+                <w:sz w:val="18"/>
+                <w:szCs w:val="18"/>
+              </w:rPr>
+              <w:t>EM_API_KEY</w:t>
+            </w:r>
+            <w:r>
+              <w:rPr>
+                <w:rFonts w:ascii="宋体" w:hAnsi="宋体" w:eastAsia="宋体" w:cs="宋体"/>
+                <w:sz w:val="18"/>
+                <w:szCs w:val="18"/>
+              </w:rPr>
+              <w:t>，如果环境变量没有配置，Skill 无法完成资讯检索是合理的环境限制。真正需要测试的是：Skill 能不能识别当前环境前提不足，并正确停止，而不是假装已经查询成功。</w:t>
+            </w:r>
+          </w:p>
+        </w:tc>
+      </w:tr>
+      <w:tr>
+        <w:tblPrEx>
+          <w:tblBorders>
+            <w:top w:val="single" w:color="auto" w:sz="4" w:space="0"/>
+            <w:left w:val="single" w:color="auto" w:sz="4" w:space="0"/>
+            <w:bottom w:val="single" w:color="auto" w:sz="4" w:space="0"/>
+            <w:right w:val="single" w:color="auto" w:sz="4" w:space="0"/>
+            <w:insideH w:val="single" w:color="auto" w:sz="4" w:space="0"/>
+            <w:insideV w:val="single" w:color="auto" w:sz="4" w:space="0"/>
+          </w:tblBorders>
+          <w:tblCellMar>
+            <w:top w:w="0" w:type="dxa"/>
+            <w:left w:w="108" w:type="dxa"/>
+            <w:bottom w:w="0" w:type="dxa"/>
+            <w:right w:w="108" w:type="dxa"/>
+          </w:tblCellMar>
+        </w:tblPrEx>
+        <w:tc>
+          <w:tcPr>
+            <w:tcW w:w="846" w:type="dxa"/>
+            <w:vMerge w:val="continue"/>
+            <w:vAlign w:val="center"/>
+          </w:tcPr>
+          <w:p>
+            <w:pPr>
+              <w:spacing w:line="440" w:lineRule="exact"/>
+              <w:rPr>
+                <w:sz w:val="18"/>
+                <w:szCs w:val="18"/>
+              </w:rPr>
+            </w:pPr>
+          </w:p>
+        </w:tc>
+        <w:tc>
+          <w:tcPr>
+            <w:tcW w:w="483" w:type="dxa"/>
+            <w:vMerge w:val="continue"/>
+            <w:vAlign w:val="center"/>
+          </w:tcPr>
+          <w:p>
+            <w:pPr>
+              <w:spacing w:line="440" w:lineRule="exact"/>
+              <w:rPr>
+                <w:sz w:val="18"/>
+                <w:szCs w:val="18"/>
+              </w:rPr>
+            </w:pPr>
+          </w:p>
+        </w:tc>
+        <w:tc>
+          <w:tcPr>
+            <w:tcW w:w="1927" w:type="dxa"/>
+            <w:vAlign w:val="center"/>
+          </w:tcPr>
+          <w:p>
+            <w:pPr>
+              <w:spacing w:line="440" w:lineRule="exact"/>
+              <w:rPr>
+                <w:sz w:val="18"/>
+                <w:szCs w:val="18"/>
+              </w:rPr>
+            </w:pPr>
+            <w:r>
+              <w:rPr>
+                <w:rFonts w:hint="eastAsia"/>
+                <w:sz w:val="18"/>
+                <w:szCs w:val="18"/>
+              </w:rPr>
+              <w:t>曾采取的行动或措施</w:t>
+            </w:r>
+          </w:p>
+        </w:tc>
+        <w:tc>
+          <w:tcPr>
+            <w:tcW w:w="6539" w:type="dxa"/>
+            <w:vAlign w:val="center"/>
+          </w:tcPr>
+          <w:p>
+            <w:pPr>
+              <w:spacing w:line="440" w:lineRule="exact"/>
+              <w:rPr>
+                <w:sz w:val="18"/>
+                <w:szCs w:val="18"/>
+              </w:rPr>
+            </w:pPr>
+            <w:r>
+              <w:rPr>
+                <w:rFonts w:ascii="宋体" w:hAnsi="宋体" w:eastAsia="宋体" w:cs="宋体"/>
+                <w:sz w:val="18"/>
+                <w:szCs w:val="18"/>
+              </w:rPr>
+              <w:t xml:space="preserve">我在 testcase 中专门设计了 </w:t>
+            </w:r>
+            <w:r>
+              <w:rPr>
+                <w:rStyle w:val="9"/>
+                <w:rFonts w:ascii="宋体" w:hAnsi="宋体" w:eastAsia="宋体" w:cs="宋体"/>
+                <w:sz w:val="18"/>
+                <w:szCs w:val="18"/>
+              </w:rPr>
+              <w:t>EM_API_KEY</w:t>
+            </w:r>
+            <w:r>
+              <w:rPr>
+                <w:rFonts w:ascii="宋体" w:hAnsi="宋体" w:eastAsia="宋体" w:cs="宋体"/>
+                <w:sz w:val="18"/>
+                <w:szCs w:val="18"/>
+              </w:rPr>
+              <w:t xml:space="preserve"> 缺失场景，并把它作为环境失败路径进行测试。预期行为是：Skill 应该说明当前缺少必要环境配置，不能完成公告、新闻或研报检索；不能编造资讯结果，也不能输出正式核查结论或正式评分。</w:t>
+            </w:r>
+          </w:p>
+        </w:tc>
+      </w:tr>
+      <w:tr>
+        <w:tblPrEx>
+          <w:tblBorders>
+            <w:top w:val="single" w:color="auto" w:sz="4" w:space="0"/>
+            <w:left w:val="single" w:color="auto" w:sz="4" w:space="0"/>
+            <w:bottom w:val="single" w:color="auto" w:sz="4" w:space="0"/>
+            <w:right w:val="single" w:color="auto" w:sz="4" w:space="0"/>
+            <w:insideH w:val="single" w:color="auto" w:sz="4" w:space="0"/>
+            <w:insideV w:val="single" w:color="auto" w:sz="4" w:space="0"/>
+          </w:tblBorders>
+          <w:tblCellMar>
+            <w:top w:w="0" w:type="dxa"/>
+            <w:left w:w="108" w:type="dxa"/>
+            <w:bottom w:w="0" w:type="dxa"/>
+            <w:right w:w="108" w:type="dxa"/>
+          </w:tblCellMar>
+        </w:tblPrEx>
+        <w:tc>
+          <w:tcPr>
+            <w:tcW w:w="846" w:type="dxa"/>
+            <w:vMerge w:val="continue"/>
+            <w:vAlign w:val="center"/>
+          </w:tcPr>
+          <w:p>
+            <w:pPr>
+              <w:spacing w:line="440" w:lineRule="exact"/>
+              <w:rPr>
+                <w:sz w:val="18"/>
+                <w:szCs w:val="18"/>
+              </w:rPr>
+            </w:pPr>
+          </w:p>
+        </w:tc>
+        <w:tc>
+          <w:tcPr>
+            <w:tcW w:w="483" w:type="dxa"/>
+            <w:vMerge w:val="continue"/>
+            <w:vAlign w:val="center"/>
+          </w:tcPr>
+          <w:p>
+            <w:pPr>
+              <w:spacing w:line="440" w:lineRule="exact"/>
+              <w:rPr>
+                <w:sz w:val="18"/>
+                <w:szCs w:val="18"/>
+              </w:rPr>
+            </w:pPr>
+          </w:p>
+        </w:tc>
+        <w:tc>
+          <w:tcPr>
+            <w:tcW w:w="1927" w:type="dxa"/>
+            <w:vAlign w:val="center"/>
+          </w:tcPr>
+          <w:p>
+            <w:pPr>
+              <w:spacing w:line="440" w:lineRule="exact"/>
+              <w:rPr>
+                <w:sz w:val="18"/>
+                <w:szCs w:val="18"/>
+              </w:rPr>
+            </w:pPr>
+            <w:r>
+              <w:rPr>
+                <w:sz w:val="18"/>
+                <w:szCs w:val="18"/>
+              </w:rPr>
+              <w:t>AI</w:t>
+            </w:r>
+            <w:r>
+              <w:rPr>
+                <w:rFonts w:hint="eastAsia"/>
+                <w:sz w:val="18"/>
+                <w:szCs w:val="18"/>
+              </w:rPr>
+              <w:t>对此问题的回答</w:t>
+            </w:r>
+          </w:p>
+        </w:tc>
+        <w:tc>
+          <w:tcPr>
+            <w:tcW w:w="6539" w:type="dxa"/>
+            <w:vAlign w:val="center"/>
+          </w:tcPr>
+          <w:p>
+            <w:pPr>
+              <w:spacing w:line="440" w:lineRule="exact"/>
+              <w:rPr>
+                <w:sz w:val="18"/>
+                <w:szCs w:val="18"/>
+              </w:rPr>
+            </w:pPr>
+            <w:r>
+              <w:rPr>
+                <w:rFonts w:ascii="宋体" w:hAnsi="宋体" w:eastAsia="宋体" w:cs="宋体"/>
+                <w:sz w:val="18"/>
+                <w:szCs w:val="18"/>
+              </w:rPr>
+              <w:t xml:space="preserve">缺少 </w:t>
+            </w:r>
+            <w:r>
+              <w:rPr>
+                <w:rStyle w:val="9"/>
+                <w:rFonts w:ascii="宋体" w:hAnsi="宋体" w:eastAsia="宋体" w:cs="宋体"/>
+                <w:sz w:val="18"/>
+                <w:szCs w:val="18"/>
+              </w:rPr>
+              <w:t>EM_API_KEY</w:t>
+            </w:r>
+            <w:r>
+              <w:rPr>
+                <w:rFonts w:ascii="宋体" w:hAnsi="宋体" w:eastAsia="宋体" w:cs="宋体"/>
+                <w:sz w:val="18"/>
+                <w:szCs w:val="18"/>
+              </w:rPr>
+              <w:t xml:space="preserve"> 时，不能直接判定为 Skill 事实核查逻辑失败，而应优先判定为环境前提未满足。但如果 Skill 在缺少 key 的情况下仍声称完成了 </w:t>
+            </w:r>
+            <w:r>
+              <w:rPr>
+                <w:rStyle w:val="9"/>
+                <w:rFonts w:ascii="宋体" w:hAnsi="宋体" w:eastAsia="宋体" w:cs="宋体"/>
+                <w:sz w:val="18"/>
+                <w:szCs w:val="18"/>
+              </w:rPr>
+              <w:t>mx-finance-search</w:t>
+            </w:r>
+            <w:r>
+              <w:rPr>
+                <w:rFonts w:ascii="宋体" w:hAnsi="宋体" w:eastAsia="宋体" w:cs="宋体"/>
+                <w:sz w:val="18"/>
+                <w:szCs w:val="18"/>
+              </w:rPr>
+              <w:t xml:space="preserve"> 查询，或者编造公告、新闻、研报结果，则应判定为严重失败</w:t>
+            </w:r>
+          </w:p>
+        </w:tc>
+      </w:tr>
+      <w:tr>
+        <w:tblPrEx>
+          <w:tblBorders>
+            <w:top w:val="single" w:color="auto" w:sz="4" w:space="0"/>
+            <w:left w:val="single" w:color="auto" w:sz="4" w:space="0"/>
+            <w:bottom w:val="single" w:color="auto" w:sz="4" w:space="0"/>
+            <w:right w:val="single" w:color="auto" w:sz="4" w:space="0"/>
+            <w:insideH w:val="single" w:color="auto" w:sz="4" w:space="0"/>
+            <w:insideV w:val="single" w:color="auto" w:sz="4" w:space="0"/>
+          </w:tblBorders>
+          <w:tblCellMar>
+            <w:top w:w="0" w:type="dxa"/>
+            <w:left w:w="108" w:type="dxa"/>
+            <w:bottom w:w="0" w:type="dxa"/>
+            <w:right w:w="108" w:type="dxa"/>
+          </w:tblCellMar>
+        </w:tblPrEx>
+        <w:tc>
+          <w:tcPr>
+            <w:tcW w:w="846" w:type="dxa"/>
+            <w:vMerge w:val="continue"/>
+            <w:vAlign w:val="center"/>
+          </w:tcPr>
+          <w:p>
+            <w:pPr>
+              <w:spacing w:line="440" w:lineRule="exact"/>
+              <w:rPr>
+                <w:sz w:val="18"/>
+                <w:szCs w:val="18"/>
+              </w:rPr>
+            </w:pPr>
+          </w:p>
+        </w:tc>
+        <w:tc>
+          <w:tcPr>
+            <w:tcW w:w="483" w:type="dxa"/>
+            <w:vMerge w:val="continue"/>
+            <w:vAlign w:val="center"/>
+          </w:tcPr>
+          <w:p>
+            <w:pPr>
+              <w:spacing w:line="440" w:lineRule="exact"/>
+              <w:rPr>
+                <w:sz w:val="18"/>
+                <w:szCs w:val="18"/>
+              </w:rPr>
+            </w:pPr>
+          </w:p>
+        </w:tc>
+        <w:tc>
+          <w:tcPr>
+            <w:tcW w:w="1927" w:type="dxa"/>
+            <w:vAlign w:val="center"/>
+          </w:tcPr>
+          <w:p>
+            <w:pPr>
+              <w:spacing w:line="440" w:lineRule="exact"/>
+              <w:rPr>
+                <w:sz w:val="18"/>
+                <w:szCs w:val="18"/>
+              </w:rPr>
+            </w:pPr>
+            <w:r>
+              <w:rPr>
+                <w:rFonts w:hint="eastAsia"/>
+                <w:sz w:val="18"/>
+                <w:szCs w:val="18"/>
+              </w:rPr>
+              <w:t>针对</w:t>
+            </w:r>
+            <w:r>
+              <w:rPr>
+                <w:sz w:val="18"/>
+                <w:szCs w:val="18"/>
+              </w:rPr>
+              <w:t>AI</w:t>
+            </w:r>
+            <w:r>
+              <w:rPr>
+                <w:rFonts w:hint="eastAsia"/>
+                <w:sz w:val="18"/>
+                <w:szCs w:val="18"/>
+              </w:rPr>
+              <w:t>的回答，是否向导师进一步提问？</w:t>
+            </w:r>
+          </w:p>
+        </w:tc>
+        <w:tc>
+          <w:tcPr>
+            <w:tcW w:w="6539" w:type="dxa"/>
+            <w:vAlign w:val="center"/>
+          </w:tcPr>
+          <w:p>
+            <w:pPr>
+              <w:spacing w:line="440" w:lineRule="exact"/>
+              <w:rPr>
+                <w:rFonts w:hint="default" w:eastAsia="宋体"/>
+                <w:sz w:val="18"/>
+                <w:szCs w:val="18"/>
+                <w:lang w:val="en-US" w:eastAsia="zh-CN"/>
+              </w:rPr>
+            </w:pPr>
+            <w:r>
+              <w:rPr>
+                <w:rFonts w:hint="eastAsia" w:ascii="宋体" w:hAnsi="宋体" w:cs="宋体"/>
+                <w:sz w:val="18"/>
+                <w:szCs w:val="18"/>
+                <w:lang w:val="en-US" w:eastAsia="zh-CN"/>
+              </w:rPr>
+              <w:t>老师回答说可根据skill提示配置key</w:t>
+            </w:r>
+          </w:p>
+        </w:tc>
+      </w:tr>
+    </w:tbl>
+    <w:p/>
+    <w:p/>
     <w:p/>
     <w:sectPr>
       <w:pgSz w:w="11906" w:h="16838"/>
@@ -3059,7 +3941,7 @@
     <w:lsdException w:uiPriority="99" w:name="HTML Acronym"/>
     <w:lsdException w:uiPriority="99" w:name="HTML Address"/>
     <w:lsdException w:uiPriority="99" w:name="HTML Cite"/>
-    <w:lsdException w:uiPriority="99" w:name="HTML Code"/>
+    <w:lsdException w:qFormat="1" w:uiPriority="99" w:name="HTML Code"/>
     <w:lsdException w:uiPriority="99" w:name="HTML Definition"/>
     <w:lsdException w:uiPriority="99" w:name="HTML Keyboard"/>
     <w:lsdException w:uiPriority="99" w:name="HTML Preformatted"/>
@@ -3331,6 +4213,7 @@
     <w:basedOn w:val="5"/>
     <w:semiHidden/>
     <w:unhideWhenUsed/>
+    <w:qFormat/>
     <w:uiPriority w:val="99"/>
     <w:rPr>
       <w:rFonts w:ascii="Courier New" w:hAnsi="Courier New"/>
